--- a/eng/docx/48.content.docx
+++ b/eng/docx/48.content.docx
@@ -45,7 +45,7 @@
         <w:rPr>
           <w:lang w:val="en_US" w:bidi="en_US"/>
         </w:rPr>
-        <w:t xml:space="preserve"> © 2023 SRV Partners Released under CC BY-SA 4.0 license. </w:t>
+        <w:t xml:space="preserve"> © 2025 Word Collective Released under CC BY-SA 4.0 license. </w:t>
       </w:r>
       <w:r>
         <w:rPr>
@@ -69,7 +69,7 @@
         <w:rPr>
           <w:lang w:val="en_US" w:bidi="en_US"/>
         </w:rPr>
-        <w:t xml:space="preserve"> © 2023 SRV Partners Released under CC BY-SA 4.0 license by Mission Mutual</w:t>
+        <w:t xml:space="preserve"> © 2025 Word Collective Released under CC BY-SA 4.0 license by Mission Mutual</w:t>
       </w:r>
       <w:r>
         <w:rPr>

--- a/eng/docx/48.content.docx
+++ b/eng/docx/48.content.docx
@@ -2336,6 +2336,271 @@
         <w:rPr>
           <w:lang w:val="en_US" w:bidi="en_US"/>
         </w:rPr>
+        <w:t>Galatians 1:1–5</w:t>
+      </w:r>
+      <w:r>
+        <w:rPr>
+          <w:lang w:val="en_US" w:bidi="en_US"/>
+        </w:rPr>
+      </w:r>
+    </w:p>
+    <w:p>
+      <w:pPr>
+        <w:pStyle w:val="Heading4"/>
+      </w:pPr>
+      <w:r>
+        <w:rPr>
+          <w:lang w:val="en_US" w:bidi="en_US"/>
+        </w:rPr>
+        <w:t>Audio Content</w:t>
+      </w:r>
+      <w:r>
+        <w:rPr>
+          <w:lang w:val="en_US" w:bidi="en_US"/>
+        </w:rPr>
+      </w:r>
+      <w:r>
+        <w:rPr>
+          <w:lang w:val="en_US" w:bidi="en_US"/>
+        </w:rPr>
+      </w:r>
+    </w:p>
+    <w:p>
+      <w:pPr>
+        <w:pStyle w:val="ListBullet"/>
+        <w:spacing w:line="240" w:lineRule="auto"/>
+        <w:ind w:left="720"/>
+      </w:pPr>
+      <w:r>
+        <w:rPr>
+          <w:lang w:val="en_US" w:bidi="en_US"/>
+        </w:rPr>
+      </w:r>
+      <w:hyperlink r:id="rId13">
+        <w:r>
+          <w:rPr>
+            <w:lang w:val="en_US" w:bidi="en_US"/>
+          </w:rPr>
+          <w:rPr>
+            <w:color w:val="0000EE"/>
+            <w:u w:val="single"/>
+          </w:rPr>
+          <w:t>Hear and Heart</w:t>
+        </w:r>
+      </w:hyperlink>
+      <w:r>
+        <w:rPr>
+          <w:lang w:val="en_US" w:bidi="en_US"/>
+        </w:rPr>
+        <w:t xml:space="preserve"> (759 KB)</w:t>
+      </w:r>
+      <w:r>
+        <w:rPr>
+          <w:lang w:val="en_US" w:bidi="en_US"/>
+        </w:rPr>
+      </w:r>
+    </w:p>
+    <w:p>
+      <w:pPr>
+        <w:pStyle w:val="ListBullet"/>
+        <w:spacing w:line="240" w:lineRule="auto"/>
+        <w:ind w:left="720"/>
+      </w:pPr>
+      <w:r>
+        <w:rPr>
+          <w:lang w:val="en_US" w:bidi="en_US"/>
+        </w:rPr>
+      </w:r>
+      <w:hyperlink r:id="rId14">
+        <w:r>
+          <w:rPr>
+            <w:lang w:val="en_US" w:bidi="en_US"/>
+          </w:rPr>
+          <w:rPr>
+            <w:color w:val="0000EE"/>
+            <w:u w:val="single"/>
+          </w:rPr>
+          <w:t>Setting the Stage</w:t>
+        </w:r>
+      </w:hyperlink>
+      <w:r>
+        <w:rPr>
+          <w:lang w:val="en_US" w:bidi="en_US"/>
+        </w:rPr>
+        <w:t xml:space="preserve"> (5.3 MB)</w:t>
+      </w:r>
+      <w:r>
+        <w:rPr>
+          <w:lang w:val="en_US" w:bidi="en_US"/>
+        </w:rPr>
+      </w:r>
+    </w:p>
+    <w:p>
+      <w:pPr>
+        <w:pStyle w:val="ListBullet"/>
+        <w:spacing w:line="240" w:lineRule="auto"/>
+        <w:ind w:left="720"/>
+      </w:pPr>
+      <w:r>
+        <w:rPr>
+          <w:lang w:val="en_US" w:bidi="en_US"/>
+        </w:rPr>
+      </w:r>
+      <w:hyperlink r:id="rId15">
+        <w:r>
+          <w:rPr>
+            <w:lang w:val="en_US" w:bidi="en_US"/>
+          </w:rPr>
+          <w:rPr>
+            <w:color w:val="0000EE"/>
+            <w:u w:val="single"/>
+          </w:rPr>
+          <w:t>Defining the Scenes</w:t>
+        </w:r>
+      </w:hyperlink>
+      <w:r>
+        <w:rPr>
+          <w:lang w:val="en_US" w:bidi="en_US"/>
+        </w:rPr>
+        <w:t xml:space="preserve"> (5.8 MB)</w:t>
+      </w:r>
+      <w:r>
+        <w:rPr>
+          <w:lang w:val="en_US" w:bidi="en_US"/>
+        </w:rPr>
+      </w:r>
+    </w:p>
+    <w:p>
+      <w:pPr>
+        <w:pStyle w:val="ListBullet"/>
+        <w:spacing w:line="240" w:lineRule="auto"/>
+        <w:ind w:left="720"/>
+      </w:pPr>
+      <w:r>
+        <w:rPr>
+          <w:lang w:val="en_US" w:bidi="en_US"/>
+        </w:rPr>
+      </w:r>
+      <w:hyperlink r:id="rId16">
+        <w:r>
+          <w:rPr>
+            <w:lang w:val="en_US" w:bidi="en_US"/>
+          </w:rPr>
+          <w:rPr>
+            <w:color w:val="0000EE"/>
+            <w:u w:val="single"/>
+          </w:rPr>
+          <w:t>Embodying the Text</w:t>
+        </w:r>
+      </w:hyperlink>
+      <w:r>
+        <w:rPr>
+          <w:lang w:val="en_US" w:bidi="en_US"/>
+        </w:rPr>
+        <w:t xml:space="preserve"> (3.7 MB)</w:t>
+      </w:r>
+      <w:r>
+        <w:rPr>
+          <w:lang w:val="en_US" w:bidi="en_US"/>
+        </w:rPr>
+      </w:r>
+    </w:p>
+    <w:p>
+      <w:pPr>
+        <w:pStyle w:val="ListBullet"/>
+        <w:spacing w:line="240" w:lineRule="auto"/>
+        <w:ind w:left="720"/>
+      </w:pPr>
+      <w:r>
+        <w:rPr>
+          <w:lang w:val="en_US" w:bidi="en_US"/>
+        </w:rPr>
+      </w:r>
+      <w:hyperlink r:id="rId17">
+        <w:r>
+          <w:rPr>
+            <w:lang w:val="en_US" w:bidi="en_US"/>
+          </w:rPr>
+          <w:rPr>
+            <w:color w:val="0000EE"/>
+            <w:u w:val="single"/>
+          </w:rPr>
+          <w:t>Filling the Gaps</w:t>
+        </w:r>
+      </w:hyperlink>
+      <w:r>
+        <w:rPr>
+          <w:lang w:val="en_US" w:bidi="en_US"/>
+        </w:rPr>
+        <w:t xml:space="preserve"> (5.0 MB)</w:t>
+      </w:r>
+      <w:r>
+        <w:rPr>
+          <w:lang w:val="en_US" w:bidi="en_US"/>
+        </w:rPr>
+      </w:r>
+    </w:p>
+    <w:p>
+      <w:pPr>
+        <w:pStyle w:val="ListBullet"/>
+        <w:spacing w:line="240" w:lineRule="auto"/>
+        <w:ind w:left="720"/>
+      </w:pPr>
+      <w:r>
+        <w:rPr>
+          <w:lang w:val="en_US" w:bidi="en_US"/>
+        </w:rPr>
+      </w:r>
+      <w:hyperlink r:id="rId18">
+        <w:r>
+          <w:rPr>
+            <w:lang w:val="en_US" w:bidi="en_US"/>
+          </w:rPr>
+          <w:rPr>
+            <w:color w:val="0000EE"/>
+            <w:u w:val="single"/>
+          </w:rPr>
+          <w:t>Speaking the Word</w:t>
+        </w:r>
+      </w:hyperlink>
+      <w:r>
+        <w:rPr>
+          <w:lang w:val="en_US" w:bidi="en_US"/>
+        </w:rPr>
+        <w:t xml:space="preserve"> (1.1 MB)</w:t>
+      </w:r>
+      <w:r>
+        <w:rPr>
+          <w:lang w:val="en_US" w:bidi="en_US"/>
+        </w:rPr>
+      </w:r>
+      <w:r>
+        <w:rPr>
+          <w:lang w:val="en_US" w:bidi="en_US"/>
+        </w:rPr>
+      </w:r>
+      <w:r>
+        <w:rPr>
+          <w:lang w:val="en_US" w:bidi="en_US"/>
+        </w:rPr>
+      </w:r>
+    </w:p>
+    <w:p>
+      <w:pPr/>
+      <w:r>
+        <w:rPr>
+          <w:lang w:val="en_US" w:bidi="en_US"/>
+        </w:rPr>
+      </w:r>
+    </w:p>
+    <w:p>
+      <w:pPr>
+        <w:pStyle w:val="Heading2"/>
+      </w:pPr>
+      <w:r>
+        <w:rPr>
+          <w:lang w:val="en_US" w:bidi="en_US"/>
+        </w:rPr>
         <w:t>Galatians 1:6–10</w:t>
       </w:r>
       <w:r>
@@ -4370,6 +4635,271 @@
         <w:rPr>
           <w:lang w:val="en_US" w:bidi="en_US"/>
         </w:rPr>
+        <w:t>Galatians 1:6–10</w:t>
+      </w:r>
+      <w:r>
+        <w:rPr>
+          <w:lang w:val="en_US" w:bidi="en_US"/>
+        </w:rPr>
+      </w:r>
+    </w:p>
+    <w:p>
+      <w:pPr>
+        <w:pStyle w:val="Heading4"/>
+      </w:pPr>
+      <w:r>
+        <w:rPr>
+          <w:lang w:val="en_US" w:bidi="en_US"/>
+        </w:rPr>
+        <w:t>Audio Content</w:t>
+      </w:r>
+      <w:r>
+        <w:rPr>
+          <w:lang w:val="en_US" w:bidi="en_US"/>
+        </w:rPr>
+      </w:r>
+      <w:r>
+        <w:rPr>
+          <w:lang w:val="en_US" w:bidi="en_US"/>
+        </w:rPr>
+      </w:r>
+    </w:p>
+    <w:p>
+      <w:pPr>
+        <w:pStyle w:val="ListBullet"/>
+        <w:spacing w:line="240" w:lineRule="auto"/>
+        <w:ind w:left="720"/>
+      </w:pPr>
+      <w:r>
+        <w:rPr>
+          <w:lang w:val="en_US" w:bidi="en_US"/>
+        </w:rPr>
+      </w:r>
+      <w:hyperlink r:id="rId19">
+        <w:r>
+          <w:rPr>
+            <w:lang w:val="en_US" w:bidi="en_US"/>
+          </w:rPr>
+          <w:rPr>
+            <w:color w:val="0000EE"/>
+            <w:u w:val="single"/>
+          </w:rPr>
+          <w:t>Hear and Heart</w:t>
+        </w:r>
+      </w:hyperlink>
+      <w:r>
+        <w:rPr>
+          <w:lang w:val="en_US" w:bidi="en_US"/>
+        </w:rPr>
+        <w:t xml:space="preserve"> (757 KB)</w:t>
+      </w:r>
+      <w:r>
+        <w:rPr>
+          <w:lang w:val="en_US" w:bidi="en_US"/>
+        </w:rPr>
+      </w:r>
+    </w:p>
+    <w:p>
+      <w:pPr>
+        <w:pStyle w:val="ListBullet"/>
+        <w:spacing w:line="240" w:lineRule="auto"/>
+        <w:ind w:left="720"/>
+      </w:pPr>
+      <w:r>
+        <w:rPr>
+          <w:lang w:val="en_US" w:bidi="en_US"/>
+        </w:rPr>
+      </w:r>
+      <w:hyperlink r:id="rId20">
+        <w:r>
+          <w:rPr>
+            <w:lang w:val="en_US" w:bidi="en_US"/>
+          </w:rPr>
+          <w:rPr>
+            <w:color w:val="0000EE"/>
+            <w:u w:val="single"/>
+          </w:rPr>
+          <w:t>Setting the Stage</w:t>
+        </w:r>
+      </w:hyperlink>
+      <w:r>
+        <w:rPr>
+          <w:lang w:val="en_US" w:bidi="en_US"/>
+        </w:rPr>
+        <w:t xml:space="preserve"> (3.4 MB)</w:t>
+      </w:r>
+      <w:r>
+        <w:rPr>
+          <w:lang w:val="en_US" w:bidi="en_US"/>
+        </w:rPr>
+      </w:r>
+    </w:p>
+    <w:p>
+      <w:pPr>
+        <w:pStyle w:val="ListBullet"/>
+        <w:spacing w:line="240" w:lineRule="auto"/>
+        <w:ind w:left="720"/>
+      </w:pPr>
+      <w:r>
+        <w:rPr>
+          <w:lang w:val="en_US" w:bidi="en_US"/>
+        </w:rPr>
+      </w:r>
+      <w:hyperlink r:id="rId21">
+        <w:r>
+          <w:rPr>
+            <w:lang w:val="en_US" w:bidi="en_US"/>
+          </w:rPr>
+          <w:rPr>
+            <w:color w:val="0000EE"/>
+            <w:u w:val="single"/>
+          </w:rPr>
+          <w:t>Defining the Scenes</w:t>
+        </w:r>
+      </w:hyperlink>
+      <w:r>
+        <w:rPr>
+          <w:lang w:val="en_US" w:bidi="en_US"/>
+        </w:rPr>
+        <w:t xml:space="preserve"> (5.8 MB)</w:t>
+      </w:r>
+      <w:r>
+        <w:rPr>
+          <w:lang w:val="en_US" w:bidi="en_US"/>
+        </w:rPr>
+      </w:r>
+    </w:p>
+    <w:p>
+      <w:pPr>
+        <w:pStyle w:val="ListBullet"/>
+        <w:spacing w:line="240" w:lineRule="auto"/>
+        <w:ind w:left="720"/>
+      </w:pPr>
+      <w:r>
+        <w:rPr>
+          <w:lang w:val="en_US" w:bidi="en_US"/>
+        </w:rPr>
+      </w:r>
+      <w:hyperlink r:id="rId22">
+        <w:r>
+          <w:rPr>
+            <w:lang w:val="en_US" w:bidi="en_US"/>
+          </w:rPr>
+          <w:rPr>
+            <w:color w:val="0000EE"/>
+            <w:u w:val="single"/>
+          </w:rPr>
+          <w:t>Embodying the Text</w:t>
+        </w:r>
+      </w:hyperlink>
+      <w:r>
+        <w:rPr>
+          <w:lang w:val="en_US" w:bidi="en_US"/>
+        </w:rPr>
+        <w:t xml:space="preserve"> (3.7 MB)</w:t>
+      </w:r>
+      <w:r>
+        <w:rPr>
+          <w:lang w:val="en_US" w:bidi="en_US"/>
+        </w:rPr>
+      </w:r>
+    </w:p>
+    <w:p>
+      <w:pPr>
+        <w:pStyle w:val="ListBullet"/>
+        <w:spacing w:line="240" w:lineRule="auto"/>
+        <w:ind w:left="720"/>
+      </w:pPr>
+      <w:r>
+        <w:rPr>
+          <w:lang w:val="en_US" w:bidi="en_US"/>
+        </w:rPr>
+      </w:r>
+      <w:hyperlink r:id="rId23">
+        <w:r>
+          <w:rPr>
+            <w:lang w:val="en_US" w:bidi="en_US"/>
+          </w:rPr>
+          <w:rPr>
+            <w:color w:val="0000EE"/>
+            <w:u w:val="single"/>
+          </w:rPr>
+          <w:t>Filling the Gaps</w:t>
+        </w:r>
+      </w:hyperlink>
+      <w:r>
+        <w:rPr>
+          <w:lang w:val="en_US" w:bidi="en_US"/>
+        </w:rPr>
+        <w:t xml:space="preserve"> (3.4 MB)</w:t>
+      </w:r>
+      <w:r>
+        <w:rPr>
+          <w:lang w:val="en_US" w:bidi="en_US"/>
+        </w:rPr>
+      </w:r>
+    </w:p>
+    <w:p>
+      <w:pPr>
+        <w:pStyle w:val="ListBullet"/>
+        <w:spacing w:line="240" w:lineRule="auto"/>
+        <w:ind w:left="720"/>
+      </w:pPr>
+      <w:r>
+        <w:rPr>
+          <w:lang w:val="en_US" w:bidi="en_US"/>
+        </w:rPr>
+      </w:r>
+      <w:hyperlink r:id="rId24">
+        <w:r>
+          <w:rPr>
+            <w:lang w:val="en_US" w:bidi="en_US"/>
+          </w:rPr>
+          <w:rPr>
+            <w:color w:val="0000EE"/>
+            <w:u w:val="single"/>
+          </w:rPr>
+          <w:t>Speaking the Word</w:t>
+        </w:r>
+      </w:hyperlink>
+      <w:r>
+        <w:rPr>
+          <w:lang w:val="en_US" w:bidi="en_US"/>
+        </w:rPr>
+        <w:t xml:space="preserve"> (1.2 MB)</w:t>
+      </w:r>
+      <w:r>
+        <w:rPr>
+          <w:lang w:val="en_US" w:bidi="en_US"/>
+        </w:rPr>
+      </w:r>
+      <w:r>
+        <w:rPr>
+          <w:lang w:val="en_US" w:bidi="en_US"/>
+        </w:rPr>
+      </w:r>
+      <w:r>
+        <w:rPr>
+          <w:lang w:val="en_US" w:bidi="en_US"/>
+        </w:rPr>
+      </w:r>
+    </w:p>
+    <w:p>
+      <w:pPr/>
+      <w:r>
+        <w:rPr>
+          <w:lang w:val="en_US" w:bidi="en_US"/>
+        </w:rPr>
+      </w:r>
+    </w:p>
+    <w:p>
+      <w:pPr>
+        <w:pStyle w:val="Heading2"/>
+      </w:pPr>
+      <w:r>
+        <w:rPr>
+          <w:lang w:val="en_US" w:bidi="en_US"/>
+        </w:rPr>
         <w:t>Galatians 1:11–24</w:t>
       </w:r>
       <w:r>
@@ -7087,6 +7617,271 @@
         <w:rPr>
           <w:lang w:val="en_US" w:bidi="en_US"/>
         </w:rPr>
+        <w:t>Galatians 1:11–24</w:t>
+      </w:r>
+      <w:r>
+        <w:rPr>
+          <w:lang w:val="en_US" w:bidi="en_US"/>
+        </w:rPr>
+      </w:r>
+    </w:p>
+    <w:p>
+      <w:pPr>
+        <w:pStyle w:val="Heading4"/>
+      </w:pPr>
+      <w:r>
+        <w:rPr>
+          <w:lang w:val="en_US" w:bidi="en_US"/>
+        </w:rPr>
+        <w:t>Audio Content</w:t>
+      </w:r>
+      <w:r>
+        <w:rPr>
+          <w:lang w:val="en_US" w:bidi="en_US"/>
+        </w:rPr>
+      </w:r>
+      <w:r>
+        <w:rPr>
+          <w:lang w:val="en_US" w:bidi="en_US"/>
+        </w:rPr>
+      </w:r>
+    </w:p>
+    <w:p>
+      <w:pPr>
+        <w:pStyle w:val="ListBullet"/>
+        <w:spacing w:line="240" w:lineRule="auto"/>
+        <w:ind w:left="720"/>
+      </w:pPr>
+      <w:r>
+        <w:rPr>
+          <w:lang w:val="en_US" w:bidi="en_US"/>
+        </w:rPr>
+      </w:r>
+      <w:hyperlink r:id="rId25">
+        <w:r>
+          <w:rPr>
+            <w:lang w:val="en_US" w:bidi="en_US"/>
+          </w:rPr>
+          <w:rPr>
+            <w:color w:val="0000EE"/>
+            <w:u w:val="single"/>
+          </w:rPr>
+          <w:t>Hear and Heart</w:t>
+        </w:r>
+      </w:hyperlink>
+      <w:r>
+        <w:rPr>
+          <w:lang w:val="en_US" w:bidi="en_US"/>
+        </w:rPr>
+        <w:t xml:space="preserve"> (810 KB)</w:t>
+      </w:r>
+      <w:r>
+        <w:rPr>
+          <w:lang w:val="en_US" w:bidi="en_US"/>
+        </w:rPr>
+      </w:r>
+    </w:p>
+    <w:p>
+      <w:pPr>
+        <w:pStyle w:val="ListBullet"/>
+        <w:spacing w:line="240" w:lineRule="auto"/>
+        <w:ind w:left="720"/>
+      </w:pPr>
+      <w:r>
+        <w:rPr>
+          <w:lang w:val="en_US" w:bidi="en_US"/>
+        </w:rPr>
+      </w:r>
+      <w:hyperlink r:id="rId26">
+        <w:r>
+          <w:rPr>
+            <w:lang w:val="en_US" w:bidi="en_US"/>
+          </w:rPr>
+          <w:rPr>
+            <w:color w:val="0000EE"/>
+            <w:u w:val="single"/>
+          </w:rPr>
+          <w:t>Setting the Stage</w:t>
+        </w:r>
+      </w:hyperlink>
+      <w:r>
+        <w:rPr>
+          <w:lang w:val="en_US" w:bidi="en_US"/>
+        </w:rPr>
+        <w:t xml:space="preserve"> (5.4 MB)</w:t>
+      </w:r>
+      <w:r>
+        <w:rPr>
+          <w:lang w:val="en_US" w:bidi="en_US"/>
+        </w:rPr>
+      </w:r>
+    </w:p>
+    <w:p>
+      <w:pPr>
+        <w:pStyle w:val="ListBullet"/>
+        <w:spacing w:line="240" w:lineRule="auto"/>
+        <w:ind w:left="720"/>
+      </w:pPr>
+      <w:r>
+        <w:rPr>
+          <w:lang w:val="en_US" w:bidi="en_US"/>
+        </w:rPr>
+      </w:r>
+      <w:hyperlink r:id="rId27">
+        <w:r>
+          <w:rPr>
+            <w:lang w:val="en_US" w:bidi="en_US"/>
+          </w:rPr>
+          <w:rPr>
+            <w:color w:val="0000EE"/>
+            <w:u w:val="single"/>
+          </w:rPr>
+          <w:t>Defining the Scenes</w:t>
+        </w:r>
+      </w:hyperlink>
+      <w:r>
+        <w:rPr>
+          <w:lang w:val="en_US" w:bidi="en_US"/>
+        </w:rPr>
+        <w:t xml:space="preserve"> (7.2 MB)</w:t>
+      </w:r>
+      <w:r>
+        <w:rPr>
+          <w:lang w:val="en_US" w:bidi="en_US"/>
+        </w:rPr>
+      </w:r>
+    </w:p>
+    <w:p>
+      <w:pPr>
+        <w:pStyle w:val="ListBullet"/>
+        <w:spacing w:line="240" w:lineRule="auto"/>
+        <w:ind w:left="720"/>
+      </w:pPr>
+      <w:r>
+        <w:rPr>
+          <w:lang w:val="en_US" w:bidi="en_US"/>
+        </w:rPr>
+      </w:r>
+      <w:hyperlink r:id="rId28">
+        <w:r>
+          <w:rPr>
+            <w:lang w:val="en_US" w:bidi="en_US"/>
+          </w:rPr>
+          <w:rPr>
+            <w:color w:val="0000EE"/>
+            <w:u w:val="single"/>
+          </w:rPr>
+          <w:t>Embodying the Text</w:t>
+        </w:r>
+      </w:hyperlink>
+      <w:r>
+        <w:rPr>
+          <w:lang w:val="en_US" w:bidi="en_US"/>
+        </w:rPr>
+        <w:t xml:space="preserve"> (6.5 MB)</w:t>
+      </w:r>
+      <w:r>
+        <w:rPr>
+          <w:lang w:val="en_US" w:bidi="en_US"/>
+        </w:rPr>
+      </w:r>
+    </w:p>
+    <w:p>
+      <w:pPr>
+        <w:pStyle w:val="ListBullet"/>
+        <w:spacing w:line="240" w:lineRule="auto"/>
+        <w:ind w:left="720"/>
+      </w:pPr>
+      <w:r>
+        <w:rPr>
+          <w:lang w:val="en_US" w:bidi="en_US"/>
+        </w:rPr>
+      </w:r>
+      <w:hyperlink r:id="rId29">
+        <w:r>
+          <w:rPr>
+            <w:lang w:val="en_US" w:bidi="en_US"/>
+          </w:rPr>
+          <w:rPr>
+            <w:color w:val="0000EE"/>
+            <w:u w:val="single"/>
+          </w:rPr>
+          <w:t>Filling the Gaps</w:t>
+        </w:r>
+      </w:hyperlink>
+      <w:r>
+        <w:rPr>
+          <w:lang w:val="en_US" w:bidi="en_US"/>
+        </w:rPr>
+        <w:t xml:space="preserve"> (5.7 MB)</w:t>
+      </w:r>
+      <w:r>
+        <w:rPr>
+          <w:lang w:val="en_US" w:bidi="en_US"/>
+        </w:rPr>
+      </w:r>
+    </w:p>
+    <w:p>
+      <w:pPr>
+        <w:pStyle w:val="ListBullet"/>
+        <w:spacing w:line="240" w:lineRule="auto"/>
+        <w:ind w:left="720"/>
+      </w:pPr>
+      <w:r>
+        <w:rPr>
+          <w:lang w:val="en_US" w:bidi="en_US"/>
+        </w:rPr>
+      </w:r>
+      <w:hyperlink r:id="rId30">
+        <w:r>
+          <w:rPr>
+            <w:lang w:val="en_US" w:bidi="en_US"/>
+          </w:rPr>
+          <w:rPr>
+            <w:color w:val="0000EE"/>
+            <w:u w:val="single"/>
+          </w:rPr>
+          <w:t>Speaking the Word</w:t>
+        </w:r>
+      </w:hyperlink>
+      <w:r>
+        <w:rPr>
+          <w:lang w:val="en_US" w:bidi="en_US"/>
+        </w:rPr>
+        <w:t xml:space="preserve"> (1.2 MB)</w:t>
+      </w:r>
+      <w:r>
+        <w:rPr>
+          <w:lang w:val="en_US" w:bidi="en_US"/>
+        </w:rPr>
+      </w:r>
+      <w:r>
+        <w:rPr>
+          <w:lang w:val="en_US" w:bidi="en_US"/>
+        </w:rPr>
+      </w:r>
+      <w:r>
+        <w:rPr>
+          <w:lang w:val="en_US" w:bidi="en_US"/>
+        </w:rPr>
+      </w:r>
+    </w:p>
+    <w:p>
+      <w:pPr/>
+      <w:r>
+        <w:rPr>
+          <w:lang w:val="en_US" w:bidi="en_US"/>
+        </w:rPr>
+      </w:r>
+    </w:p>
+    <w:p>
+      <w:pPr>
+        <w:pStyle w:val="Heading2"/>
+      </w:pPr>
+      <w:r>
+        <w:rPr>
+          <w:lang w:val="en_US" w:bidi="en_US"/>
+        </w:rPr>
         <w:t>Galatians 2:1–10</w:t>
       </w:r>
       <w:r>
@@ -9860,6 +10655,271 @@
         <w:rPr>
           <w:lang w:val="en_US" w:bidi="en_US"/>
         </w:rPr>
+        <w:t>Galatians 2:1–10</w:t>
+      </w:r>
+      <w:r>
+        <w:rPr>
+          <w:lang w:val="en_US" w:bidi="en_US"/>
+        </w:rPr>
+      </w:r>
+    </w:p>
+    <w:p>
+      <w:pPr>
+        <w:pStyle w:val="Heading4"/>
+      </w:pPr>
+      <w:r>
+        <w:rPr>
+          <w:lang w:val="en_US" w:bidi="en_US"/>
+        </w:rPr>
+        <w:t>Audio Content</w:t>
+      </w:r>
+      <w:r>
+        <w:rPr>
+          <w:lang w:val="en_US" w:bidi="en_US"/>
+        </w:rPr>
+      </w:r>
+      <w:r>
+        <w:rPr>
+          <w:lang w:val="en_US" w:bidi="en_US"/>
+        </w:rPr>
+      </w:r>
+    </w:p>
+    <w:p>
+      <w:pPr>
+        <w:pStyle w:val="ListBullet"/>
+        <w:spacing w:line="240" w:lineRule="auto"/>
+        <w:ind w:left="720"/>
+      </w:pPr>
+      <w:r>
+        <w:rPr>
+          <w:lang w:val="en_US" w:bidi="en_US"/>
+        </w:rPr>
+      </w:r>
+      <w:hyperlink r:id="rId31">
+        <w:r>
+          <w:rPr>
+            <w:lang w:val="en_US" w:bidi="en_US"/>
+          </w:rPr>
+          <w:rPr>
+            <w:color w:val="0000EE"/>
+            <w:u w:val="single"/>
+          </w:rPr>
+          <w:t>Hear and Heart</w:t>
+        </w:r>
+      </w:hyperlink>
+      <w:r>
+        <w:rPr>
+          <w:lang w:val="en_US" w:bidi="en_US"/>
+        </w:rPr>
+        <w:t xml:space="preserve"> (783 KB)</w:t>
+      </w:r>
+      <w:r>
+        <w:rPr>
+          <w:lang w:val="en_US" w:bidi="en_US"/>
+        </w:rPr>
+      </w:r>
+    </w:p>
+    <w:p>
+      <w:pPr>
+        <w:pStyle w:val="ListBullet"/>
+        <w:spacing w:line="240" w:lineRule="auto"/>
+        <w:ind w:left="720"/>
+      </w:pPr>
+      <w:r>
+        <w:rPr>
+          <w:lang w:val="en_US" w:bidi="en_US"/>
+        </w:rPr>
+      </w:r>
+      <w:hyperlink r:id="rId32">
+        <w:r>
+          <w:rPr>
+            <w:lang w:val="en_US" w:bidi="en_US"/>
+          </w:rPr>
+          <w:rPr>
+            <w:color w:val="0000EE"/>
+            <w:u w:val="single"/>
+          </w:rPr>
+          <w:t>Setting the Stage</w:t>
+        </w:r>
+      </w:hyperlink>
+      <w:r>
+        <w:rPr>
+          <w:lang w:val="en_US" w:bidi="en_US"/>
+        </w:rPr>
+        <w:t xml:space="preserve"> (5.7 MB)</w:t>
+      </w:r>
+      <w:r>
+        <w:rPr>
+          <w:lang w:val="en_US" w:bidi="en_US"/>
+        </w:rPr>
+      </w:r>
+    </w:p>
+    <w:p>
+      <w:pPr>
+        <w:pStyle w:val="ListBullet"/>
+        <w:spacing w:line="240" w:lineRule="auto"/>
+        <w:ind w:left="720"/>
+      </w:pPr>
+      <w:r>
+        <w:rPr>
+          <w:lang w:val="en_US" w:bidi="en_US"/>
+        </w:rPr>
+      </w:r>
+      <w:hyperlink r:id="rId33">
+        <w:r>
+          <w:rPr>
+            <w:lang w:val="en_US" w:bidi="en_US"/>
+          </w:rPr>
+          <w:rPr>
+            <w:color w:val="0000EE"/>
+            <w:u w:val="single"/>
+          </w:rPr>
+          <w:t>Defining the Scenes</w:t>
+        </w:r>
+      </w:hyperlink>
+      <w:r>
+        <w:rPr>
+          <w:lang w:val="en_US" w:bidi="en_US"/>
+        </w:rPr>
+        <w:t xml:space="preserve"> (6.8 MB)</w:t>
+      </w:r>
+      <w:r>
+        <w:rPr>
+          <w:lang w:val="en_US" w:bidi="en_US"/>
+        </w:rPr>
+      </w:r>
+    </w:p>
+    <w:p>
+      <w:pPr>
+        <w:pStyle w:val="ListBullet"/>
+        <w:spacing w:line="240" w:lineRule="auto"/>
+        <w:ind w:left="720"/>
+      </w:pPr>
+      <w:r>
+        <w:rPr>
+          <w:lang w:val="en_US" w:bidi="en_US"/>
+        </w:rPr>
+      </w:r>
+      <w:hyperlink r:id="rId34">
+        <w:r>
+          <w:rPr>
+            <w:lang w:val="en_US" w:bidi="en_US"/>
+          </w:rPr>
+          <w:rPr>
+            <w:color w:val="0000EE"/>
+            <w:u w:val="single"/>
+          </w:rPr>
+          <w:t>Embodying the Text</w:t>
+        </w:r>
+      </w:hyperlink>
+      <w:r>
+        <w:rPr>
+          <w:lang w:val="en_US" w:bidi="en_US"/>
+        </w:rPr>
+        <w:t xml:space="preserve"> (7.1 MB)</w:t>
+      </w:r>
+      <w:r>
+        <w:rPr>
+          <w:lang w:val="en_US" w:bidi="en_US"/>
+        </w:rPr>
+      </w:r>
+    </w:p>
+    <w:p>
+      <w:pPr>
+        <w:pStyle w:val="ListBullet"/>
+        <w:spacing w:line="240" w:lineRule="auto"/>
+        <w:ind w:left="720"/>
+      </w:pPr>
+      <w:r>
+        <w:rPr>
+          <w:lang w:val="en_US" w:bidi="en_US"/>
+        </w:rPr>
+      </w:r>
+      <w:hyperlink r:id="rId35">
+        <w:r>
+          <w:rPr>
+            <w:lang w:val="en_US" w:bidi="en_US"/>
+          </w:rPr>
+          <w:rPr>
+            <w:color w:val="0000EE"/>
+            <w:u w:val="single"/>
+          </w:rPr>
+          <w:t>Filling the Gaps</w:t>
+        </w:r>
+      </w:hyperlink>
+      <w:r>
+        <w:rPr>
+          <w:lang w:val="en_US" w:bidi="en_US"/>
+        </w:rPr>
+        <w:t xml:space="preserve"> (5.6 MB)</w:t>
+      </w:r>
+      <w:r>
+        <w:rPr>
+          <w:lang w:val="en_US" w:bidi="en_US"/>
+        </w:rPr>
+      </w:r>
+    </w:p>
+    <w:p>
+      <w:pPr>
+        <w:pStyle w:val="ListBullet"/>
+        <w:spacing w:line="240" w:lineRule="auto"/>
+        <w:ind w:left="720"/>
+      </w:pPr>
+      <w:r>
+        <w:rPr>
+          <w:lang w:val="en_US" w:bidi="en_US"/>
+        </w:rPr>
+      </w:r>
+      <w:hyperlink r:id="rId36">
+        <w:r>
+          <w:rPr>
+            <w:lang w:val="en_US" w:bidi="en_US"/>
+          </w:rPr>
+          <w:rPr>
+            <w:color w:val="0000EE"/>
+            <w:u w:val="single"/>
+          </w:rPr>
+          <w:t>Speaking the Word</w:t>
+        </w:r>
+      </w:hyperlink>
+      <w:r>
+        <w:rPr>
+          <w:lang w:val="en_US" w:bidi="en_US"/>
+        </w:rPr>
+        <w:t xml:space="preserve"> (1.2 MB)</w:t>
+      </w:r>
+      <w:r>
+        <w:rPr>
+          <w:lang w:val="en_US" w:bidi="en_US"/>
+        </w:rPr>
+      </w:r>
+      <w:r>
+        <w:rPr>
+          <w:lang w:val="en_US" w:bidi="en_US"/>
+        </w:rPr>
+      </w:r>
+      <w:r>
+        <w:rPr>
+          <w:lang w:val="en_US" w:bidi="en_US"/>
+        </w:rPr>
+      </w:r>
+    </w:p>
+    <w:p>
+      <w:pPr/>
+      <w:r>
+        <w:rPr>
+          <w:lang w:val="en_US" w:bidi="en_US"/>
+        </w:rPr>
+      </w:r>
+    </w:p>
+    <w:p>
+      <w:pPr>
+        <w:pStyle w:val="Heading2"/>
+      </w:pPr>
+      <w:r>
+        <w:rPr>
+          <w:lang w:val="en_US" w:bidi="en_US"/>
+        </w:rPr>
         <w:t>Galatians 2:11–14</w:t>
       </w:r>
       <w:r>
@@ -11810,6 +12870,271 @@
         <w:rPr>
           <w:lang w:val="en_US" w:bidi="en_US"/>
         </w:rPr>
+        <w:t>Galatians 2:11–14</w:t>
+      </w:r>
+      <w:r>
+        <w:rPr>
+          <w:lang w:val="en_US" w:bidi="en_US"/>
+        </w:rPr>
+      </w:r>
+    </w:p>
+    <w:p>
+      <w:pPr>
+        <w:pStyle w:val="Heading4"/>
+      </w:pPr>
+      <w:r>
+        <w:rPr>
+          <w:lang w:val="en_US" w:bidi="en_US"/>
+        </w:rPr>
+        <w:t>Audio Content</w:t>
+      </w:r>
+      <w:r>
+        <w:rPr>
+          <w:lang w:val="en_US" w:bidi="en_US"/>
+        </w:rPr>
+      </w:r>
+      <w:r>
+        <w:rPr>
+          <w:lang w:val="en_US" w:bidi="en_US"/>
+        </w:rPr>
+      </w:r>
+    </w:p>
+    <w:p>
+      <w:pPr>
+        <w:pStyle w:val="ListBullet"/>
+        <w:spacing w:line="240" w:lineRule="auto"/>
+        <w:ind w:left="720"/>
+      </w:pPr>
+      <w:r>
+        <w:rPr>
+          <w:lang w:val="en_US" w:bidi="en_US"/>
+        </w:rPr>
+      </w:r>
+      <w:hyperlink r:id="rId37">
+        <w:r>
+          <w:rPr>
+            <w:lang w:val="en_US" w:bidi="en_US"/>
+          </w:rPr>
+          <w:rPr>
+            <w:color w:val="0000EE"/>
+            <w:u w:val="single"/>
+          </w:rPr>
+          <w:t>Hear and Heart</w:t>
+        </w:r>
+      </w:hyperlink>
+      <w:r>
+        <w:rPr>
+          <w:lang w:val="en_US" w:bidi="en_US"/>
+        </w:rPr>
+        <w:t xml:space="preserve"> (801 KB)</w:t>
+      </w:r>
+      <w:r>
+        <w:rPr>
+          <w:lang w:val="en_US" w:bidi="en_US"/>
+        </w:rPr>
+      </w:r>
+    </w:p>
+    <w:p>
+      <w:pPr>
+        <w:pStyle w:val="ListBullet"/>
+        <w:spacing w:line="240" w:lineRule="auto"/>
+        <w:ind w:left="720"/>
+      </w:pPr>
+      <w:r>
+        <w:rPr>
+          <w:lang w:val="en_US" w:bidi="en_US"/>
+        </w:rPr>
+      </w:r>
+      <w:hyperlink r:id="rId38">
+        <w:r>
+          <w:rPr>
+            <w:lang w:val="en_US" w:bidi="en_US"/>
+          </w:rPr>
+          <w:rPr>
+            <w:color w:val="0000EE"/>
+            <w:u w:val="single"/>
+          </w:rPr>
+          <w:t>Setting the Stage</w:t>
+        </w:r>
+      </w:hyperlink>
+      <w:r>
+        <w:rPr>
+          <w:lang w:val="en_US" w:bidi="en_US"/>
+        </w:rPr>
+        <w:t xml:space="preserve"> (5.2 MB)</w:t>
+      </w:r>
+      <w:r>
+        <w:rPr>
+          <w:lang w:val="en_US" w:bidi="en_US"/>
+        </w:rPr>
+      </w:r>
+    </w:p>
+    <w:p>
+      <w:pPr>
+        <w:pStyle w:val="ListBullet"/>
+        <w:spacing w:line="240" w:lineRule="auto"/>
+        <w:ind w:left="720"/>
+      </w:pPr>
+      <w:r>
+        <w:rPr>
+          <w:lang w:val="en_US" w:bidi="en_US"/>
+        </w:rPr>
+      </w:r>
+      <w:hyperlink r:id="rId39">
+        <w:r>
+          <w:rPr>
+            <w:lang w:val="en_US" w:bidi="en_US"/>
+          </w:rPr>
+          <w:rPr>
+            <w:color w:val="0000EE"/>
+            <w:u w:val="single"/>
+          </w:rPr>
+          <w:t>Defining the Scenes</w:t>
+        </w:r>
+      </w:hyperlink>
+      <w:r>
+        <w:rPr>
+          <w:lang w:val="en_US" w:bidi="en_US"/>
+        </w:rPr>
+        <w:t xml:space="preserve"> (4.9 MB)</w:t>
+      </w:r>
+      <w:r>
+        <w:rPr>
+          <w:lang w:val="en_US" w:bidi="en_US"/>
+        </w:rPr>
+      </w:r>
+    </w:p>
+    <w:p>
+      <w:pPr>
+        <w:pStyle w:val="ListBullet"/>
+        <w:spacing w:line="240" w:lineRule="auto"/>
+        <w:ind w:left="720"/>
+      </w:pPr>
+      <w:r>
+        <w:rPr>
+          <w:lang w:val="en_US" w:bidi="en_US"/>
+        </w:rPr>
+      </w:r>
+      <w:hyperlink r:id="rId40">
+        <w:r>
+          <w:rPr>
+            <w:lang w:val="en_US" w:bidi="en_US"/>
+          </w:rPr>
+          <w:rPr>
+            <w:color w:val="0000EE"/>
+            <w:u w:val="single"/>
+          </w:rPr>
+          <w:t>Embodying the Text</w:t>
+        </w:r>
+      </w:hyperlink>
+      <w:r>
+        <w:rPr>
+          <w:lang w:val="en_US" w:bidi="en_US"/>
+        </w:rPr>
+        <w:t xml:space="preserve"> (4.0 MB)</w:t>
+      </w:r>
+      <w:r>
+        <w:rPr>
+          <w:lang w:val="en_US" w:bidi="en_US"/>
+        </w:rPr>
+      </w:r>
+    </w:p>
+    <w:p>
+      <w:pPr>
+        <w:pStyle w:val="ListBullet"/>
+        <w:spacing w:line="240" w:lineRule="auto"/>
+        <w:ind w:left="720"/>
+      </w:pPr>
+      <w:r>
+        <w:rPr>
+          <w:lang w:val="en_US" w:bidi="en_US"/>
+        </w:rPr>
+      </w:r>
+      <w:hyperlink r:id="rId41">
+        <w:r>
+          <w:rPr>
+            <w:lang w:val="en_US" w:bidi="en_US"/>
+          </w:rPr>
+          <w:rPr>
+            <w:color w:val="0000EE"/>
+            <w:u w:val="single"/>
+          </w:rPr>
+          <w:t>Filling the Gaps</w:t>
+        </w:r>
+      </w:hyperlink>
+      <w:r>
+        <w:rPr>
+          <w:lang w:val="en_US" w:bidi="en_US"/>
+        </w:rPr>
+        <w:t xml:space="preserve"> (2.0 MB)</w:t>
+      </w:r>
+      <w:r>
+        <w:rPr>
+          <w:lang w:val="en_US" w:bidi="en_US"/>
+        </w:rPr>
+      </w:r>
+    </w:p>
+    <w:p>
+      <w:pPr>
+        <w:pStyle w:val="ListBullet"/>
+        <w:spacing w:line="240" w:lineRule="auto"/>
+        <w:ind w:left="720"/>
+      </w:pPr>
+      <w:r>
+        <w:rPr>
+          <w:lang w:val="en_US" w:bidi="en_US"/>
+        </w:rPr>
+      </w:r>
+      <w:hyperlink r:id="rId42">
+        <w:r>
+          <w:rPr>
+            <w:lang w:val="en_US" w:bidi="en_US"/>
+          </w:rPr>
+          <w:rPr>
+            <w:color w:val="0000EE"/>
+            <w:u w:val="single"/>
+          </w:rPr>
+          <w:t>Speaking the Word</w:t>
+        </w:r>
+      </w:hyperlink>
+      <w:r>
+        <w:rPr>
+          <w:lang w:val="en_US" w:bidi="en_US"/>
+        </w:rPr>
+        <w:t xml:space="preserve"> (1.2 MB)</w:t>
+      </w:r>
+      <w:r>
+        <w:rPr>
+          <w:lang w:val="en_US" w:bidi="en_US"/>
+        </w:rPr>
+      </w:r>
+      <w:r>
+        <w:rPr>
+          <w:lang w:val="en_US" w:bidi="en_US"/>
+        </w:rPr>
+      </w:r>
+      <w:r>
+        <w:rPr>
+          <w:lang w:val="en_US" w:bidi="en_US"/>
+        </w:rPr>
+      </w:r>
+    </w:p>
+    <w:p>
+      <w:pPr/>
+      <w:r>
+        <w:rPr>
+          <w:lang w:val="en_US" w:bidi="en_US"/>
+        </w:rPr>
+      </w:r>
+    </w:p>
+    <w:p>
+      <w:pPr>
+        <w:pStyle w:val="Heading2"/>
+      </w:pPr>
+      <w:r>
+        <w:rPr>
+          <w:lang w:val="en_US" w:bidi="en_US"/>
+        </w:rPr>
         <w:t>Galatians 2:15–21</w:t>
       </w:r>
       <w:r>
@@ -14006,6 +15331,271 @@
         <w:rPr>
           <w:lang w:val="en_US" w:bidi="en_US"/>
         </w:rPr>
+        <w:t>Galatians 2:15–21</w:t>
+      </w:r>
+      <w:r>
+        <w:rPr>
+          <w:lang w:val="en_US" w:bidi="en_US"/>
+        </w:rPr>
+      </w:r>
+    </w:p>
+    <w:p>
+      <w:pPr>
+        <w:pStyle w:val="Heading4"/>
+      </w:pPr>
+      <w:r>
+        <w:rPr>
+          <w:lang w:val="en_US" w:bidi="en_US"/>
+        </w:rPr>
+        <w:t>Audio Content</w:t>
+      </w:r>
+      <w:r>
+        <w:rPr>
+          <w:lang w:val="en_US" w:bidi="en_US"/>
+        </w:rPr>
+      </w:r>
+      <w:r>
+        <w:rPr>
+          <w:lang w:val="en_US" w:bidi="en_US"/>
+        </w:rPr>
+      </w:r>
+    </w:p>
+    <w:p>
+      <w:pPr>
+        <w:pStyle w:val="ListBullet"/>
+        <w:spacing w:line="240" w:lineRule="auto"/>
+        <w:ind w:left="720"/>
+      </w:pPr>
+      <w:r>
+        <w:rPr>
+          <w:lang w:val="en_US" w:bidi="en_US"/>
+        </w:rPr>
+      </w:r>
+      <w:hyperlink r:id="rId43">
+        <w:r>
+          <w:rPr>
+            <w:lang w:val="en_US" w:bidi="en_US"/>
+          </w:rPr>
+          <w:rPr>
+            <w:color w:val="0000EE"/>
+            <w:u w:val="single"/>
+          </w:rPr>
+          <w:t>Hear and Heart</w:t>
+        </w:r>
+      </w:hyperlink>
+      <w:r>
+        <w:rPr>
+          <w:lang w:val="en_US" w:bidi="en_US"/>
+        </w:rPr>
+        <w:t xml:space="preserve"> (783 KB)</w:t>
+      </w:r>
+      <w:r>
+        <w:rPr>
+          <w:lang w:val="en_US" w:bidi="en_US"/>
+        </w:rPr>
+      </w:r>
+    </w:p>
+    <w:p>
+      <w:pPr>
+        <w:pStyle w:val="ListBullet"/>
+        <w:spacing w:line="240" w:lineRule="auto"/>
+        <w:ind w:left="720"/>
+      </w:pPr>
+      <w:r>
+        <w:rPr>
+          <w:lang w:val="en_US" w:bidi="en_US"/>
+        </w:rPr>
+      </w:r>
+      <w:hyperlink r:id="rId44">
+        <w:r>
+          <w:rPr>
+            <w:lang w:val="en_US" w:bidi="en_US"/>
+          </w:rPr>
+          <w:rPr>
+            <w:color w:val="0000EE"/>
+            <w:u w:val="single"/>
+          </w:rPr>
+          <w:t>Setting the Stage</w:t>
+        </w:r>
+      </w:hyperlink>
+      <w:r>
+        <w:rPr>
+          <w:lang w:val="en_US" w:bidi="en_US"/>
+        </w:rPr>
+        <w:t xml:space="preserve"> (5.6 MB)</w:t>
+      </w:r>
+      <w:r>
+        <w:rPr>
+          <w:lang w:val="en_US" w:bidi="en_US"/>
+        </w:rPr>
+      </w:r>
+    </w:p>
+    <w:p>
+      <w:pPr>
+        <w:pStyle w:val="ListBullet"/>
+        <w:spacing w:line="240" w:lineRule="auto"/>
+        <w:ind w:left="720"/>
+      </w:pPr>
+      <w:r>
+        <w:rPr>
+          <w:lang w:val="en_US" w:bidi="en_US"/>
+        </w:rPr>
+      </w:r>
+      <w:hyperlink r:id="rId45">
+        <w:r>
+          <w:rPr>
+            <w:lang w:val="en_US" w:bidi="en_US"/>
+          </w:rPr>
+          <w:rPr>
+            <w:color w:val="0000EE"/>
+            <w:u w:val="single"/>
+          </w:rPr>
+          <w:t>Defining the Scenes</w:t>
+        </w:r>
+      </w:hyperlink>
+      <w:r>
+        <w:rPr>
+          <w:lang w:val="en_US" w:bidi="en_US"/>
+        </w:rPr>
+        <w:t xml:space="preserve"> (8.1 MB)</w:t>
+      </w:r>
+      <w:r>
+        <w:rPr>
+          <w:lang w:val="en_US" w:bidi="en_US"/>
+        </w:rPr>
+      </w:r>
+    </w:p>
+    <w:p>
+      <w:pPr>
+        <w:pStyle w:val="ListBullet"/>
+        <w:spacing w:line="240" w:lineRule="auto"/>
+        <w:ind w:left="720"/>
+      </w:pPr>
+      <w:r>
+        <w:rPr>
+          <w:lang w:val="en_US" w:bidi="en_US"/>
+        </w:rPr>
+      </w:r>
+      <w:hyperlink r:id="rId46">
+        <w:r>
+          <w:rPr>
+            <w:lang w:val="en_US" w:bidi="en_US"/>
+          </w:rPr>
+          <w:rPr>
+            <w:color w:val="0000EE"/>
+            <w:u w:val="single"/>
+          </w:rPr>
+          <w:t>Embodying the Text</w:t>
+        </w:r>
+      </w:hyperlink>
+      <w:r>
+        <w:rPr>
+          <w:lang w:val="en_US" w:bidi="en_US"/>
+        </w:rPr>
+        <w:t xml:space="preserve"> (4.5 MB)</w:t>
+      </w:r>
+      <w:r>
+        <w:rPr>
+          <w:lang w:val="en_US" w:bidi="en_US"/>
+        </w:rPr>
+      </w:r>
+    </w:p>
+    <w:p>
+      <w:pPr>
+        <w:pStyle w:val="ListBullet"/>
+        <w:spacing w:line="240" w:lineRule="auto"/>
+        <w:ind w:left="720"/>
+      </w:pPr>
+      <w:r>
+        <w:rPr>
+          <w:lang w:val="en_US" w:bidi="en_US"/>
+        </w:rPr>
+      </w:r>
+      <w:hyperlink r:id="rId47">
+        <w:r>
+          <w:rPr>
+            <w:lang w:val="en_US" w:bidi="en_US"/>
+          </w:rPr>
+          <w:rPr>
+            <w:color w:val="0000EE"/>
+            <w:u w:val="single"/>
+          </w:rPr>
+          <w:t>Filling the Gaps</w:t>
+        </w:r>
+      </w:hyperlink>
+      <w:r>
+        <w:rPr>
+          <w:lang w:val="en_US" w:bidi="en_US"/>
+        </w:rPr>
+        <w:t xml:space="preserve"> (3.8 MB)</w:t>
+      </w:r>
+      <w:r>
+        <w:rPr>
+          <w:lang w:val="en_US" w:bidi="en_US"/>
+        </w:rPr>
+      </w:r>
+    </w:p>
+    <w:p>
+      <w:pPr>
+        <w:pStyle w:val="ListBullet"/>
+        <w:spacing w:line="240" w:lineRule="auto"/>
+        <w:ind w:left="720"/>
+      </w:pPr>
+      <w:r>
+        <w:rPr>
+          <w:lang w:val="en_US" w:bidi="en_US"/>
+        </w:rPr>
+      </w:r>
+      <w:hyperlink r:id="rId48">
+        <w:r>
+          <w:rPr>
+            <w:lang w:val="en_US" w:bidi="en_US"/>
+          </w:rPr>
+          <w:rPr>
+            <w:color w:val="0000EE"/>
+            <w:u w:val="single"/>
+          </w:rPr>
+          <w:t>Speaking the Word</w:t>
+        </w:r>
+      </w:hyperlink>
+      <w:r>
+        <w:rPr>
+          <w:lang w:val="en_US" w:bidi="en_US"/>
+        </w:rPr>
+        <w:t xml:space="preserve"> (1.2 MB)</w:t>
+      </w:r>
+      <w:r>
+        <w:rPr>
+          <w:lang w:val="en_US" w:bidi="en_US"/>
+        </w:rPr>
+      </w:r>
+      <w:r>
+        <w:rPr>
+          <w:lang w:val="en_US" w:bidi="en_US"/>
+        </w:rPr>
+      </w:r>
+      <w:r>
+        <w:rPr>
+          <w:lang w:val="en_US" w:bidi="en_US"/>
+        </w:rPr>
+      </w:r>
+    </w:p>
+    <w:p>
+      <w:pPr/>
+      <w:r>
+        <w:rPr>
+          <w:lang w:val="en_US" w:bidi="en_US"/>
+        </w:rPr>
+      </w:r>
+    </w:p>
+    <w:p>
+      <w:pPr>
+        <w:pStyle w:val="Heading2"/>
+      </w:pPr>
+      <w:r>
+        <w:rPr>
+          <w:lang w:val="en_US" w:bidi="en_US"/>
+        </w:rPr>
         <w:t>Galatians 3:1–9</w:t>
       </w:r>
       <w:r>
@@ -16591,6 +18181,271 @@
         <w:rPr>
           <w:lang w:val="en_US" w:bidi="en_US"/>
         </w:rPr>
+        <w:t>Galatians 3:1–9</w:t>
+      </w:r>
+      <w:r>
+        <w:rPr>
+          <w:lang w:val="en_US" w:bidi="en_US"/>
+        </w:rPr>
+      </w:r>
+    </w:p>
+    <w:p>
+      <w:pPr>
+        <w:pStyle w:val="Heading4"/>
+      </w:pPr>
+      <w:r>
+        <w:rPr>
+          <w:lang w:val="en_US" w:bidi="en_US"/>
+        </w:rPr>
+        <w:t>Audio Content</w:t>
+      </w:r>
+      <w:r>
+        <w:rPr>
+          <w:lang w:val="en_US" w:bidi="en_US"/>
+        </w:rPr>
+      </w:r>
+      <w:r>
+        <w:rPr>
+          <w:lang w:val="en_US" w:bidi="en_US"/>
+        </w:rPr>
+      </w:r>
+    </w:p>
+    <w:p>
+      <w:pPr>
+        <w:pStyle w:val="ListBullet"/>
+        <w:spacing w:line="240" w:lineRule="auto"/>
+        <w:ind w:left="720"/>
+      </w:pPr>
+      <w:r>
+        <w:rPr>
+          <w:lang w:val="en_US" w:bidi="en_US"/>
+        </w:rPr>
+      </w:r>
+      <w:hyperlink r:id="rId49">
+        <w:r>
+          <w:rPr>
+            <w:lang w:val="en_US" w:bidi="en_US"/>
+          </w:rPr>
+          <w:rPr>
+            <w:color w:val="0000EE"/>
+            <w:u w:val="single"/>
+          </w:rPr>
+          <w:t>Hear and Heart</w:t>
+        </w:r>
+      </w:hyperlink>
+      <w:r>
+        <w:rPr>
+          <w:lang w:val="en_US" w:bidi="en_US"/>
+        </w:rPr>
+        <w:t xml:space="preserve"> (774 KB)</w:t>
+      </w:r>
+      <w:r>
+        <w:rPr>
+          <w:lang w:val="en_US" w:bidi="en_US"/>
+        </w:rPr>
+      </w:r>
+    </w:p>
+    <w:p>
+      <w:pPr>
+        <w:pStyle w:val="ListBullet"/>
+        <w:spacing w:line="240" w:lineRule="auto"/>
+        <w:ind w:left="720"/>
+      </w:pPr>
+      <w:r>
+        <w:rPr>
+          <w:lang w:val="en_US" w:bidi="en_US"/>
+        </w:rPr>
+      </w:r>
+      <w:hyperlink r:id="rId50">
+        <w:r>
+          <w:rPr>
+            <w:lang w:val="en_US" w:bidi="en_US"/>
+          </w:rPr>
+          <w:rPr>
+            <w:color w:val="0000EE"/>
+            <w:u w:val="single"/>
+          </w:rPr>
+          <w:t>Setting the Stage</w:t>
+        </w:r>
+      </w:hyperlink>
+      <w:r>
+        <w:rPr>
+          <w:lang w:val="en_US" w:bidi="en_US"/>
+        </w:rPr>
+        <w:t xml:space="preserve"> (5.6 MB)</w:t>
+      </w:r>
+      <w:r>
+        <w:rPr>
+          <w:lang w:val="en_US" w:bidi="en_US"/>
+        </w:rPr>
+      </w:r>
+    </w:p>
+    <w:p>
+      <w:pPr>
+        <w:pStyle w:val="ListBullet"/>
+        <w:spacing w:line="240" w:lineRule="auto"/>
+        <w:ind w:left="720"/>
+      </w:pPr>
+      <w:r>
+        <w:rPr>
+          <w:lang w:val="en_US" w:bidi="en_US"/>
+        </w:rPr>
+      </w:r>
+      <w:hyperlink r:id="rId51">
+        <w:r>
+          <w:rPr>
+            <w:lang w:val="en_US" w:bidi="en_US"/>
+          </w:rPr>
+          <w:rPr>
+            <w:color w:val="0000EE"/>
+            <w:u w:val="single"/>
+          </w:rPr>
+          <w:t>Defining the Scenes</w:t>
+        </w:r>
+      </w:hyperlink>
+      <w:r>
+        <w:rPr>
+          <w:lang w:val="en_US" w:bidi="en_US"/>
+        </w:rPr>
+        <w:t xml:space="preserve"> (7.0 MB)</w:t>
+      </w:r>
+      <w:r>
+        <w:rPr>
+          <w:lang w:val="en_US" w:bidi="en_US"/>
+        </w:rPr>
+      </w:r>
+    </w:p>
+    <w:p>
+      <w:pPr>
+        <w:pStyle w:val="ListBullet"/>
+        <w:spacing w:line="240" w:lineRule="auto"/>
+        <w:ind w:left="720"/>
+      </w:pPr>
+      <w:r>
+        <w:rPr>
+          <w:lang w:val="en_US" w:bidi="en_US"/>
+        </w:rPr>
+      </w:r>
+      <w:hyperlink r:id="rId52">
+        <w:r>
+          <w:rPr>
+            <w:lang w:val="en_US" w:bidi="en_US"/>
+          </w:rPr>
+          <w:rPr>
+            <w:color w:val="0000EE"/>
+            <w:u w:val="single"/>
+          </w:rPr>
+          <w:t>Embodying the Text</w:t>
+        </w:r>
+      </w:hyperlink>
+      <w:r>
+        <w:rPr>
+          <w:lang w:val="en_US" w:bidi="en_US"/>
+        </w:rPr>
+        <w:t xml:space="preserve"> (4.4 MB)</w:t>
+      </w:r>
+      <w:r>
+        <w:rPr>
+          <w:lang w:val="en_US" w:bidi="en_US"/>
+        </w:rPr>
+      </w:r>
+    </w:p>
+    <w:p>
+      <w:pPr>
+        <w:pStyle w:val="ListBullet"/>
+        <w:spacing w:line="240" w:lineRule="auto"/>
+        <w:ind w:left="720"/>
+      </w:pPr>
+      <w:r>
+        <w:rPr>
+          <w:lang w:val="en_US" w:bidi="en_US"/>
+        </w:rPr>
+      </w:r>
+      <w:hyperlink r:id="rId53">
+        <w:r>
+          <w:rPr>
+            <w:lang w:val="en_US" w:bidi="en_US"/>
+          </w:rPr>
+          <w:rPr>
+            <w:color w:val="0000EE"/>
+            <w:u w:val="single"/>
+          </w:rPr>
+          <w:t>Filling the Gaps</w:t>
+        </w:r>
+      </w:hyperlink>
+      <w:r>
+        <w:rPr>
+          <w:lang w:val="en_US" w:bidi="en_US"/>
+        </w:rPr>
+        <w:t xml:space="preserve"> (5.5 MB)</w:t>
+      </w:r>
+      <w:r>
+        <w:rPr>
+          <w:lang w:val="en_US" w:bidi="en_US"/>
+        </w:rPr>
+      </w:r>
+    </w:p>
+    <w:p>
+      <w:pPr>
+        <w:pStyle w:val="ListBullet"/>
+        <w:spacing w:line="240" w:lineRule="auto"/>
+        <w:ind w:left="720"/>
+      </w:pPr>
+      <w:r>
+        <w:rPr>
+          <w:lang w:val="en_US" w:bidi="en_US"/>
+        </w:rPr>
+      </w:r>
+      <w:hyperlink r:id="rId54">
+        <w:r>
+          <w:rPr>
+            <w:lang w:val="en_US" w:bidi="en_US"/>
+          </w:rPr>
+          <w:rPr>
+            <w:color w:val="0000EE"/>
+            <w:u w:val="single"/>
+          </w:rPr>
+          <w:t>Speaking the Word</w:t>
+        </w:r>
+      </w:hyperlink>
+      <w:r>
+        <w:rPr>
+          <w:lang w:val="en_US" w:bidi="en_US"/>
+        </w:rPr>
+        <w:t xml:space="preserve"> (1.2 MB)</w:t>
+      </w:r>
+      <w:r>
+        <w:rPr>
+          <w:lang w:val="en_US" w:bidi="en_US"/>
+        </w:rPr>
+      </w:r>
+      <w:r>
+        <w:rPr>
+          <w:lang w:val="en_US" w:bidi="en_US"/>
+        </w:rPr>
+      </w:r>
+      <w:r>
+        <w:rPr>
+          <w:lang w:val="en_US" w:bidi="en_US"/>
+        </w:rPr>
+      </w:r>
+    </w:p>
+    <w:p>
+      <w:pPr/>
+      <w:r>
+        <w:rPr>
+          <w:lang w:val="en_US" w:bidi="en_US"/>
+        </w:rPr>
+      </w:r>
+    </w:p>
+    <w:p>
+      <w:pPr>
+        <w:pStyle w:val="Heading2"/>
+      </w:pPr>
+      <w:r>
+        <w:rPr>
+          <w:lang w:val="en_US" w:bidi="en_US"/>
+        </w:rPr>
         <w:t>Galatians 3:10–14</w:t>
       </w:r>
       <w:r>
@@ -18677,6 +20532,271 @@
         <w:rPr>
           <w:lang w:val="en_US" w:bidi="en_US"/>
         </w:rPr>
+        <w:t>Galatians 3:10–14</w:t>
+      </w:r>
+      <w:r>
+        <w:rPr>
+          <w:lang w:val="en_US" w:bidi="en_US"/>
+        </w:rPr>
+      </w:r>
+    </w:p>
+    <w:p>
+      <w:pPr>
+        <w:pStyle w:val="Heading4"/>
+      </w:pPr>
+      <w:r>
+        <w:rPr>
+          <w:lang w:val="en_US" w:bidi="en_US"/>
+        </w:rPr>
+        <w:t>Audio Content</w:t>
+      </w:r>
+      <w:r>
+        <w:rPr>
+          <w:lang w:val="en_US" w:bidi="en_US"/>
+        </w:rPr>
+      </w:r>
+      <w:r>
+        <w:rPr>
+          <w:lang w:val="en_US" w:bidi="en_US"/>
+        </w:rPr>
+      </w:r>
+    </w:p>
+    <w:p>
+      <w:pPr>
+        <w:pStyle w:val="ListBullet"/>
+        <w:spacing w:line="240" w:lineRule="auto"/>
+        <w:ind w:left="720"/>
+      </w:pPr>
+      <w:r>
+        <w:rPr>
+          <w:lang w:val="en_US" w:bidi="en_US"/>
+        </w:rPr>
+      </w:r>
+      <w:hyperlink r:id="rId55">
+        <w:r>
+          <w:rPr>
+            <w:lang w:val="en_US" w:bidi="en_US"/>
+          </w:rPr>
+          <w:rPr>
+            <w:color w:val="0000EE"/>
+            <w:u w:val="single"/>
+          </w:rPr>
+          <w:t>Hear and Heart</w:t>
+        </w:r>
+      </w:hyperlink>
+      <w:r>
+        <w:rPr>
+          <w:lang w:val="en_US" w:bidi="en_US"/>
+        </w:rPr>
+        <w:t xml:space="preserve"> (757 KB)</w:t>
+      </w:r>
+      <w:r>
+        <w:rPr>
+          <w:lang w:val="en_US" w:bidi="en_US"/>
+        </w:rPr>
+      </w:r>
+    </w:p>
+    <w:p>
+      <w:pPr>
+        <w:pStyle w:val="ListBullet"/>
+        <w:spacing w:line="240" w:lineRule="auto"/>
+        <w:ind w:left="720"/>
+      </w:pPr>
+      <w:r>
+        <w:rPr>
+          <w:lang w:val="en_US" w:bidi="en_US"/>
+        </w:rPr>
+      </w:r>
+      <w:hyperlink r:id="rId56">
+        <w:r>
+          <w:rPr>
+            <w:lang w:val="en_US" w:bidi="en_US"/>
+          </w:rPr>
+          <w:rPr>
+            <w:color w:val="0000EE"/>
+            <w:u w:val="single"/>
+          </w:rPr>
+          <w:t>Setting the Stage</w:t>
+        </w:r>
+      </w:hyperlink>
+      <w:r>
+        <w:rPr>
+          <w:lang w:val="en_US" w:bidi="en_US"/>
+        </w:rPr>
+        <w:t xml:space="preserve"> (4.1 MB)</w:t>
+      </w:r>
+      <w:r>
+        <w:rPr>
+          <w:lang w:val="en_US" w:bidi="en_US"/>
+        </w:rPr>
+      </w:r>
+    </w:p>
+    <w:p>
+      <w:pPr>
+        <w:pStyle w:val="ListBullet"/>
+        <w:spacing w:line="240" w:lineRule="auto"/>
+        <w:ind w:left="720"/>
+      </w:pPr>
+      <w:r>
+        <w:rPr>
+          <w:lang w:val="en_US" w:bidi="en_US"/>
+        </w:rPr>
+      </w:r>
+      <w:hyperlink r:id="rId57">
+        <w:r>
+          <w:rPr>
+            <w:lang w:val="en_US" w:bidi="en_US"/>
+          </w:rPr>
+          <w:rPr>
+            <w:color w:val="0000EE"/>
+            <w:u w:val="single"/>
+          </w:rPr>
+          <w:t>Defining the Scenes</w:t>
+        </w:r>
+      </w:hyperlink>
+      <w:r>
+        <w:rPr>
+          <w:lang w:val="en_US" w:bidi="en_US"/>
+        </w:rPr>
+        <w:t xml:space="preserve"> (5.8 MB)</w:t>
+      </w:r>
+      <w:r>
+        <w:rPr>
+          <w:lang w:val="en_US" w:bidi="en_US"/>
+        </w:rPr>
+      </w:r>
+    </w:p>
+    <w:p>
+      <w:pPr>
+        <w:pStyle w:val="ListBullet"/>
+        <w:spacing w:line="240" w:lineRule="auto"/>
+        <w:ind w:left="720"/>
+      </w:pPr>
+      <w:r>
+        <w:rPr>
+          <w:lang w:val="en_US" w:bidi="en_US"/>
+        </w:rPr>
+      </w:r>
+      <w:hyperlink r:id="rId58">
+        <w:r>
+          <w:rPr>
+            <w:lang w:val="en_US" w:bidi="en_US"/>
+          </w:rPr>
+          <w:rPr>
+            <w:color w:val="0000EE"/>
+            <w:u w:val="single"/>
+          </w:rPr>
+          <w:t>Embodying the Text</w:t>
+        </w:r>
+      </w:hyperlink>
+      <w:r>
+        <w:rPr>
+          <w:lang w:val="en_US" w:bidi="en_US"/>
+        </w:rPr>
+        <w:t xml:space="preserve"> (4.2 MB)</w:t>
+      </w:r>
+      <w:r>
+        <w:rPr>
+          <w:lang w:val="en_US" w:bidi="en_US"/>
+        </w:rPr>
+      </w:r>
+    </w:p>
+    <w:p>
+      <w:pPr>
+        <w:pStyle w:val="ListBullet"/>
+        <w:spacing w:line="240" w:lineRule="auto"/>
+        <w:ind w:left="720"/>
+      </w:pPr>
+      <w:r>
+        <w:rPr>
+          <w:lang w:val="en_US" w:bidi="en_US"/>
+        </w:rPr>
+      </w:r>
+      <w:hyperlink r:id="rId59">
+        <w:r>
+          <w:rPr>
+            <w:lang w:val="en_US" w:bidi="en_US"/>
+          </w:rPr>
+          <w:rPr>
+            <w:color w:val="0000EE"/>
+            <w:u w:val="single"/>
+          </w:rPr>
+          <w:t>Filling the Gaps</w:t>
+        </w:r>
+      </w:hyperlink>
+      <w:r>
+        <w:rPr>
+          <w:lang w:val="en_US" w:bidi="en_US"/>
+        </w:rPr>
+        <w:t xml:space="preserve"> (3.9 MB)</w:t>
+      </w:r>
+      <w:r>
+        <w:rPr>
+          <w:lang w:val="en_US" w:bidi="en_US"/>
+        </w:rPr>
+      </w:r>
+    </w:p>
+    <w:p>
+      <w:pPr>
+        <w:pStyle w:val="ListBullet"/>
+        <w:spacing w:line="240" w:lineRule="auto"/>
+        <w:ind w:left="720"/>
+      </w:pPr>
+      <w:r>
+        <w:rPr>
+          <w:lang w:val="en_US" w:bidi="en_US"/>
+        </w:rPr>
+      </w:r>
+      <w:hyperlink r:id="rId60">
+        <w:r>
+          <w:rPr>
+            <w:lang w:val="en_US" w:bidi="en_US"/>
+          </w:rPr>
+          <w:rPr>
+            <w:color w:val="0000EE"/>
+            <w:u w:val="single"/>
+          </w:rPr>
+          <w:t>Speaking the Word</w:t>
+        </w:r>
+      </w:hyperlink>
+      <w:r>
+        <w:rPr>
+          <w:lang w:val="en_US" w:bidi="en_US"/>
+        </w:rPr>
+        <w:t xml:space="preserve"> (1.2 MB)</w:t>
+      </w:r>
+      <w:r>
+        <w:rPr>
+          <w:lang w:val="en_US" w:bidi="en_US"/>
+        </w:rPr>
+      </w:r>
+      <w:r>
+        <w:rPr>
+          <w:lang w:val="en_US" w:bidi="en_US"/>
+        </w:rPr>
+      </w:r>
+      <w:r>
+        <w:rPr>
+          <w:lang w:val="en_US" w:bidi="en_US"/>
+        </w:rPr>
+      </w:r>
+    </w:p>
+    <w:p>
+      <w:pPr/>
+      <w:r>
+        <w:rPr>
+          <w:lang w:val="en_US" w:bidi="en_US"/>
+        </w:rPr>
+      </w:r>
+    </w:p>
+    <w:p>
+      <w:pPr>
+        <w:pStyle w:val="Heading2"/>
+      </w:pPr>
+      <w:r>
+        <w:rPr>
+          <w:lang w:val="en_US" w:bidi="en_US"/>
+        </w:rPr>
         <w:t>Galatians 3:15–18</w:t>
       </w:r>
       <w:r>
@@ -20548,6 +22668,271 @@
         <w:rPr>
           <w:lang w:val="en_US" w:bidi="en_US"/>
         </w:rPr>
+        <w:t>Galatians 3:15–18</w:t>
+      </w:r>
+      <w:r>
+        <w:rPr>
+          <w:lang w:val="en_US" w:bidi="en_US"/>
+        </w:rPr>
+      </w:r>
+    </w:p>
+    <w:p>
+      <w:pPr>
+        <w:pStyle w:val="Heading4"/>
+      </w:pPr>
+      <w:r>
+        <w:rPr>
+          <w:lang w:val="en_US" w:bidi="en_US"/>
+        </w:rPr>
+        <w:t>Audio Content</w:t>
+      </w:r>
+      <w:r>
+        <w:rPr>
+          <w:lang w:val="en_US" w:bidi="en_US"/>
+        </w:rPr>
+      </w:r>
+      <w:r>
+        <w:rPr>
+          <w:lang w:val="en_US" w:bidi="en_US"/>
+        </w:rPr>
+      </w:r>
+    </w:p>
+    <w:p>
+      <w:pPr>
+        <w:pStyle w:val="ListBullet"/>
+        <w:spacing w:line="240" w:lineRule="auto"/>
+        <w:ind w:left="720"/>
+      </w:pPr>
+      <w:r>
+        <w:rPr>
+          <w:lang w:val="en_US" w:bidi="en_US"/>
+        </w:rPr>
+      </w:r>
+      <w:hyperlink r:id="rId61">
+        <w:r>
+          <w:rPr>
+            <w:lang w:val="en_US" w:bidi="en_US"/>
+          </w:rPr>
+          <w:rPr>
+            <w:color w:val="0000EE"/>
+            <w:u w:val="single"/>
+          </w:rPr>
+          <w:t>Hear and Heart</w:t>
+        </w:r>
+      </w:hyperlink>
+      <w:r>
+        <w:rPr>
+          <w:lang w:val="en_US" w:bidi="en_US"/>
+        </w:rPr>
+        <w:t xml:space="preserve"> (772 KB)</w:t>
+      </w:r>
+      <w:r>
+        <w:rPr>
+          <w:lang w:val="en_US" w:bidi="en_US"/>
+        </w:rPr>
+      </w:r>
+    </w:p>
+    <w:p>
+      <w:pPr>
+        <w:pStyle w:val="ListBullet"/>
+        <w:spacing w:line="240" w:lineRule="auto"/>
+        <w:ind w:left="720"/>
+      </w:pPr>
+      <w:r>
+        <w:rPr>
+          <w:lang w:val="en_US" w:bidi="en_US"/>
+        </w:rPr>
+      </w:r>
+      <w:hyperlink r:id="rId62">
+        <w:r>
+          <w:rPr>
+            <w:lang w:val="en_US" w:bidi="en_US"/>
+          </w:rPr>
+          <w:rPr>
+            <w:color w:val="0000EE"/>
+            <w:u w:val="single"/>
+          </w:rPr>
+          <w:t>Setting the Stage</w:t>
+        </w:r>
+      </w:hyperlink>
+      <w:r>
+        <w:rPr>
+          <w:lang w:val="en_US" w:bidi="en_US"/>
+        </w:rPr>
+        <w:t xml:space="preserve"> (3.2 MB)</w:t>
+      </w:r>
+      <w:r>
+        <w:rPr>
+          <w:lang w:val="en_US" w:bidi="en_US"/>
+        </w:rPr>
+      </w:r>
+    </w:p>
+    <w:p>
+      <w:pPr>
+        <w:pStyle w:val="ListBullet"/>
+        <w:spacing w:line="240" w:lineRule="auto"/>
+        <w:ind w:left="720"/>
+      </w:pPr>
+      <w:r>
+        <w:rPr>
+          <w:lang w:val="en_US" w:bidi="en_US"/>
+        </w:rPr>
+      </w:r>
+      <w:hyperlink r:id="rId63">
+        <w:r>
+          <w:rPr>
+            <w:lang w:val="en_US" w:bidi="en_US"/>
+          </w:rPr>
+          <w:rPr>
+            <w:color w:val="0000EE"/>
+            <w:u w:val="single"/>
+          </w:rPr>
+          <w:t>Defining the Scenes</w:t>
+        </w:r>
+      </w:hyperlink>
+      <w:r>
+        <w:rPr>
+          <w:lang w:val="en_US" w:bidi="en_US"/>
+        </w:rPr>
+        <w:t xml:space="preserve"> (4.1 MB)</w:t>
+      </w:r>
+      <w:r>
+        <w:rPr>
+          <w:lang w:val="en_US" w:bidi="en_US"/>
+        </w:rPr>
+      </w:r>
+    </w:p>
+    <w:p>
+      <w:pPr>
+        <w:pStyle w:val="ListBullet"/>
+        <w:spacing w:line="240" w:lineRule="auto"/>
+        <w:ind w:left="720"/>
+      </w:pPr>
+      <w:r>
+        <w:rPr>
+          <w:lang w:val="en_US" w:bidi="en_US"/>
+        </w:rPr>
+      </w:r>
+      <w:hyperlink r:id="rId64">
+        <w:r>
+          <w:rPr>
+            <w:lang w:val="en_US" w:bidi="en_US"/>
+          </w:rPr>
+          <w:rPr>
+            <w:color w:val="0000EE"/>
+            <w:u w:val="single"/>
+          </w:rPr>
+          <w:t>Embodying the Text</w:t>
+        </w:r>
+      </w:hyperlink>
+      <w:r>
+        <w:rPr>
+          <w:lang w:val="en_US" w:bidi="en_US"/>
+        </w:rPr>
+        <w:t xml:space="preserve"> (3.3 MB)</w:t>
+      </w:r>
+      <w:r>
+        <w:rPr>
+          <w:lang w:val="en_US" w:bidi="en_US"/>
+        </w:rPr>
+      </w:r>
+    </w:p>
+    <w:p>
+      <w:pPr>
+        <w:pStyle w:val="ListBullet"/>
+        <w:spacing w:line="240" w:lineRule="auto"/>
+        <w:ind w:left="720"/>
+      </w:pPr>
+      <w:r>
+        <w:rPr>
+          <w:lang w:val="en_US" w:bidi="en_US"/>
+        </w:rPr>
+      </w:r>
+      <w:hyperlink r:id="rId65">
+        <w:r>
+          <w:rPr>
+            <w:lang w:val="en_US" w:bidi="en_US"/>
+          </w:rPr>
+          <w:rPr>
+            <w:color w:val="0000EE"/>
+            <w:u w:val="single"/>
+          </w:rPr>
+          <w:t>Filling the Gaps</w:t>
+        </w:r>
+      </w:hyperlink>
+      <w:r>
+        <w:rPr>
+          <w:lang w:val="en_US" w:bidi="en_US"/>
+        </w:rPr>
+        <w:t xml:space="preserve"> (3.7 MB)</w:t>
+      </w:r>
+      <w:r>
+        <w:rPr>
+          <w:lang w:val="en_US" w:bidi="en_US"/>
+        </w:rPr>
+      </w:r>
+    </w:p>
+    <w:p>
+      <w:pPr>
+        <w:pStyle w:val="ListBullet"/>
+        <w:spacing w:line="240" w:lineRule="auto"/>
+        <w:ind w:left="720"/>
+      </w:pPr>
+      <w:r>
+        <w:rPr>
+          <w:lang w:val="en_US" w:bidi="en_US"/>
+        </w:rPr>
+      </w:r>
+      <w:hyperlink r:id="rId66">
+        <w:r>
+          <w:rPr>
+            <w:lang w:val="en_US" w:bidi="en_US"/>
+          </w:rPr>
+          <w:rPr>
+            <w:color w:val="0000EE"/>
+            <w:u w:val="single"/>
+          </w:rPr>
+          <w:t>Speaking the Word</w:t>
+        </w:r>
+      </w:hyperlink>
+      <w:r>
+        <w:rPr>
+          <w:lang w:val="en_US" w:bidi="en_US"/>
+        </w:rPr>
+        <w:t xml:space="preserve"> (1.2 MB)</w:t>
+      </w:r>
+      <w:r>
+        <w:rPr>
+          <w:lang w:val="en_US" w:bidi="en_US"/>
+        </w:rPr>
+      </w:r>
+      <w:r>
+        <w:rPr>
+          <w:lang w:val="en_US" w:bidi="en_US"/>
+        </w:rPr>
+      </w:r>
+      <w:r>
+        <w:rPr>
+          <w:lang w:val="en_US" w:bidi="en_US"/>
+        </w:rPr>
+      </w:r>
+    </w:p>
+    <w:p>
+      <w:pPr/>
+      <w:r>
+        <w:rPr>
+          <w:lang w:val="en_US" w:bidi="en_US"/>
+        </w:rPr>
+      </w:r>
+    </w:p>
+    <w:p>
+      <w:pPr>
+        <w:pStyle w:val="Heading2"/>
+      </w:pPr>
+      <w:r>
+        <w:rPr>
+          <w:lang w:val="en_US" w:bidi="en_US"/>
+        </w:rPr>
         <w:t>Galatians 3:19–25</w:t>
       </w:r>
       <w:r>
@@ -22579,6 +24964,271 @@
         <w:rPr>
           <w:lang w:val="en_US" w:bidi="en_US"/>
         </w:rPr>
+        <w:t>Galatians 3:19–25</w:t>
+      </w:r>
+      <w:r>
+        <w:rPr>
+          <w:lang w:val="en_US" w:bidi="en_US"/>
+        </w:rPr>
+      </w:r>
+    </w:p>
+    <w:p>
+      <w:pPr>
+        <w:pStyle w:val="Heading4"/>
+      </w:pPr>
+      <w:r>
+        <w:rPr>
+          <w:lang w:val="en_US" w:bidi="en_US"/>
+        </w:rPr>
+        <w:t>Audio Content</w:t>
+      </w:r>
+      <w:r>
+        <w:rPr>
+          <w:lang w:val="en_US" w:bidi="en_US"/>
+        </w:rPr>
+      </w:r>
+      <w:r>
+        <w:rPr>
+          <w:lang w:val="en_US" w:bidi="en_US"/>
+        </w:rPr>
+      </w:r>
+    </w:p>
+    <w:p>
+      <w:pPr>
+        <w:pStyle w:val="ListBullet"/>
+        <w:spacing w:line="240" w:lineRule="auto"/>
+        <w:ind w:left="720"/>
+      </w:pPr>
+      <w:r>
+        <w:rPr>
+          <w:lang w:val="en_US" w:bidi="en_US"/>
+        </w:rPr>
+      </w:r>
+      <w:hyperlink r:id="rId67">
+        <w:r>
+          <w:rPr>
+            <w:lang w:val="en_US" w:bidi="en_US"/>
+          </w:rPr>
+          <w:rPr>
+            <w:color w:val="0000EE"/>
+            <w:u w:val="single"/>
+          </w:rPr>
+          <w:t>Hear and Heart</w:t>
+        </w:r>
+      </w:hyperlink>
+      <w:r>
+        <w:rPr>
+          <w:lang w:val="en_US" w:bidi="en_US"/>
+        </w:rPr>
+        <w:t xml:space="preserve"> (780 KB)</w:t>
+      </w:r>
+      <w:r>
+        <w:rPr>
+          <w:lang w:val="en_US" w:bidi="en_US"/>
+        </w:rPr>
+      </w:r>
+    </w:p>
+    <w:p>
+      <w:pPr>
+        <w:pStyle w:val="ListBullet"/>
+        <w:spacing w:line="240" w:lineRule="auto"/>
+        <w:ind w:left="720"/>
+      </w:pPr>
+      <w:r>
+        <w:rPr>
+          <w:lang w:val="en_US" w:bidi="en_US"/>
+        </w:rPr>
+      </w:r>
+      <w:hyperlink r:id="rId68">
+        <w:r>
+          <w:rPr>
+            <w:lang w:val="en_US" w:bidi="en_US"/>
+          </w:rPr>
+          <w:rPr>
+            <w:color w:val="0000EE"/>
+            <w:u w:val="single"/>
+          </w:rPr>
+          <w:t>Setting the Stage</w:t>
+        </w:r>
+      </w:hyperlink>
+      <w:r>
+        <w:rPr>
+          <w:lang w:val="en_US" w:bidi="en_US"/>
+        </w:rPr>
+        <w:t xml:space="preserve"> (5.2 MB)</w:t>
+      </w:r>
+      <w:r>
+        <w:rPr>
+          <w:lang w:val="en_US" w:bidi="en_US"/>
+        </w:rPr>
+      </w:r>
+    </w:p>
+    <w:p>
+      <w:pPr>
+        <w:pStyle w:val="ListBullet"/>
+        <w:spacing w:line="240" w:lineRule="auto"/>
+        <w:ind w:left="720"/>
+      </w:pPr>
+      <w:r>
+        <w:rPr>
+          <w:lang w:val="en_US" w:bidi="en_US"/>
+        </w:rPr>
+      </w:r>
+      <w:hyperlink r:id="rId69">
+        <w:r>
+          <w:rPr>
+            <w:lang w:val="en_US" w:bidi="en_US"/>
+          </w:rPr>
+          <w:rPr>
+            <w:color w:val="0000EE"/>
+            <w:u w:val="single"/>
+          </w:rPr>
+          <w:t>Defining the Scenes</w:t>
+        </w:r>
+      </w:hyperlink>
+      <w:r>
+        <w:rPr>
+          <w:lang w:val="en_US" w:bidi="en_US"/>
+        </w:rPr>
+        <w:t xml:space="preserve"> (5.9 MB)</w:t>
+      </w:r>
+      <w:r>
+        <w:rPr>
+          <w:lang w:val="en_US" w:bidi="en_US"/>
+        </w:rPr>
+      </w:r>
+    </w:p>
+    <w:p>
+      <w:pPr>
+        <w:pStyle w:val="ListBullet"/>
+        <w:spacing w:line="240" w:lineRule="auto"/>
+        <w:ind w:left="720"/>
+      </w:pPr>
+      <w:r>
+        <w:rPr>
+          <w:lang w:val="en_US" w:bidi="en_US"/>
+        </w:rPr>
+      </w:r>
+      <w:hyperlink r:id="rId70">
+        <w:r>
+          <w:rPr>
+            <w:lang w:val="en_US" w:bidi="en_US"/>
+          </w:rPr>
+          <w:rPr>
+            <w:color w:val="0000EE"/>
+            <w:u w:val="single"/>
+          </w:rPr>
+          <w:t>Embodying the Text</w:t>
+        </w:r>
+      </w:hyperlink>
+      <w:r>
+        <w:rPr>
+          <w:lang w:val="en_US" w:bidi="en_US"/>
+        </w:rPr>
+        <w:t xml:space="preserve"> (3.4 MB)</w:t>
+      </w:r>
+      <w:r>
+        <w:rPr>
+          <w:lang w:val="en_US" w:bidi="en_US"/>
+        </w:rPr>
+      </w:r>
+    </w:p>
+    <w:p>
+      <w:pPr>
+        <w:pStyle w:val="ListBullet"/>
+        <w:spacing w:line="240" w:lineRule="auto"/>
+        <w:ind w:left="720"/>
+      </w:pPr>
+      <w:r>
+        <w:rPr>
+          <w:lang w:val="en_US" w:bidi="en_US"/>
+        </w:rPr>
+      </w:r>
+      <w:hyperlink r:id="rId71">
+        <w:r>
+          <w:rPr>
+            <w:lang w:val="en_US" w:bidi="en_US"/>
+          </w:rPr>
+          <w:rPr>
+            <w:color w:val="0000EE"/>
+            <w:u w:val="single"/>
+          </w:rPr>
+          <w:t>Filling the Gaps</w:t>
+        </w:r>
+      </w:hyperlink>
+      <w:r>
+        <w:rPr>
+          <w:lang w:val="en_US" w:bidi="en_US"/>
+        </w:rPr>
+        <w:t xml:space="preserve"> (3.2 MB)</w:t>
+      </w:r>
+      <w:r>
+        <w:rPr>
+          <w:lang w:val="en_US" w:bidi="en_US"/>
+        </w:rPr>
+      </w:r>
+    </w:p>
+    <w:p>
+      <w:pPr>
+        <w:pStyle w:val="ListBullet"/>
+        <w:spacing w:line="240" w:lineRule="auto"/>
+        <w:ind w:left="720"/>
+      </w:pPr>
+      <w:r>
+        <w:rPr>
+          <w:lang w:val="en_US" w:bidi="en_US"/>
+        </w:rPr>
+      </w:r>
+      <w:hyperlink r:id="rId72">
+        <w:r>
+          <w:rPr>
+            <w:lang w:val="en_US" w:bidi="en_US"/>
+          </w:rPr>
+          <w:rPr>
+            <w:color w:val="0000EE"/>
+            <w:u w:val="single"/>
+          </w:rPr>
+          <w:t>Speaking the Word</w:t>
+        </w:r>
+      </w:hyperlink>
+      <w:r>
+        <w:rPr>
+          <w:lang w:val="en_US" w:bidi="en_US"/>
+        </w:rPr>
+        <w:t xml:space="preserve"> (1.2 MB)</w:t>
+      </w:r>
+      <w:r>
+        <w:rPr>
+          <w:lang w:val="en_US" w:bidi="en_US"/>
+        </w:rPr>
+      </w:r>
+      <w:r>
+        <w:rPr>
+          <w:lang w:val="en_US" w:bidi="en_US"/>
+        </w:rPr>
+      </w:r>
+      <w:r>
+        <w:rPr>
+          <w:lang w:val="en_US" w:bidi="en_US"/>
+        </w:rPr>
+      </w:r>
+    </w:p>
+    <w:p>
+      <w:pPr/>
+      <w:r>
+        <w:rPr>
+          <w:lang w:val="en_US" w:bidi="en_US"/>
+        </w:rPr>
+      </w:r>
+    </w:p>
+    <w:p>
+      <w:pPr>
+        <w:pStyle w:val="Heading2"/>
+      </w:pPr>
+      <w:r>
+        <w:rPr>
+          <w:lang w:val="en_US" w:bidi="en_US"/>
+        </w:rPr>
         <w:t>Galatians 3:26–4:7</w:t>
       </w:r>
       <w:r>
@@ -25288,6 +27938,271 @@
         <w:rPr>
           <w:lang w:val="en_US" w:bidi="en_US"/>
         </w:rPr>
+        <w:t>Galatians 3:26–4:7</w:t>
+      </w:r>
+      <w:r>
+        <w:rPr>
+          <w:lang w:val="en_US" w:bidi="en_US"/>
+        </w:rPr>
+      </w:r>
+    </w:p>
+    <w:p>
+      <w:pPr>
+        <w:pStyle w:val="Heading4"/>
+      </w:pPr>
+      <w:r>
+        <w:rPr>
+          <w:lang w:val="en_US" w:bidi="en_US"/>
+        </w:rPr>
+        <w:t>Audio Content</w:t>
+      </w:r>
+      <w:r>
+        <w:rPr>
+          <w:lang w:val="en_US" w:bidi="en_US"/>
+        </w:rPr>
+      </w:r>
+      <w:r>
+        <w:rPr>
+          <w:lang w:val="en_US" w:bidi="en_US"/>
+        </w:rPr>
+      </w:r>
+    </w:p>
+    <w:p>
+      <w:pPr>
+        <w:pStyle w:val="ListBullet"/>
+        <w:spacing w:line="240" w:lineRule="auto"/>
+        <w:ind w:left="720"/>
+      </w:pPr>
+      <w:r>
+        <w:rPr>
+          <w:lang w:val="en_US" w:bidi="en_US"/>
+        </w:rPr>
+      </w:r>
+      <w:hyperlink r:id="rId73">
+        <w:r>
+          <w:rPr>
+            <w:lang w:val="en_US" w:bidi="en_US"/>
+          </w:rPr>
+          <w:rPr>
+            <w:color w:val="0000EE"/>
+            <w:u w:val="single"/>
+          </w:rPr>
+          <w:t>Hear and Heart</w:t>
+        </w:r>
+      </w:hyperlink>
+      <w:r>
+        <w:rPr>
+          <w:lang w:val="en_US" w:bidi="en_US"/>
+        </w:rPr>
+        <w:t xml:space="preserve"> (859 KB)</w:t>
+      </w:r>
+      <w:r>
+        <w:rPr>
+          <w:lang w:val="en_US" w:bidi="en_US"/>
+        </w:rPr>
+      </w:r>
+    </w:p>
+    <w:p>
+      <w:pPr>
+        <w:pStyle w:val="ListBullet"/>
+        <w:spacing w:line="240" w:lineRule="auto"/>
+        <w:ind w:left="720"/>
+      </w:pPr>
+      <w:r>
+        <w:rPr>
+          <w:lang w:val="en_US" w:bidi="en_US"/>
+        </w:rPr>
+      </w:r>
+      <w:hyperlink r:id="rId74">
+        <w:r>
+          <w:rPr>
+            <w:lang w:val="en_US" w:bidi="en_US"/>
+          </w:rPr>
+          <w:rPr>
+            <w:color w:val="0000EE"/>
+            <w:u w:val="single"/>
+          </w:rPr>
+          <w:t>Setting the Stage</w:t>
+        </w:r>
+      </w:hyperlink>
+      <w:r>
+        <w:rPr>
+          <w:lang w:val="en_US" w:bidi="en_US"/>
+        </w:rPr>
+        <w:t xml:space="preserve"> (5.1 MB)</w:t>
+      </w:r>
+      <w:r>
+        <w:rPr>
+          <w:lang w:val="en_US" w:bidi="en_US"/>
+        </w:rPr>
+      </w:r>
+    </w:p>
+    <w:p>
+      <w:pPr>
+        <w:pStyle w:val="ListBullet"/>
+        <w:spacing w:line="240" w:lineRule="auto"/>
+        <w:ind w:left="720"/>
+      </w:pPr>
+      <w:r>
+        <w:rPr>
+          <w:lang w:val="en_US" w:bidi="en_US"/>
+        </w:rPr>
+      </w:r>
+      <w:hyperlink r:id="rId75">
+        <w:r>
+          <w:rPr>
+            <w:lang w:val="en_US" w:bidi="en_US"/>
+          </w:rPr>
+          <w:rPr>
+            <w:color w:val="0000EE"/>
+            <w:u w:val="single"/>
+          </w:rPr>
+          <w:t>Defining the Scenes</w:t>
+        </w:r>
+      </w:hyperlink>
+      <w:r>
+        <w:rPr>
+          <w:lang w:val="en_US" w:bidi="en_US"/>
+        </w:rPr>
+        <w:t xml:space="preserve"> (7.9 MB)</w:t>
+      </w:r>
+      <w:r>
+        <w:rPr>
+          <w:lang w:val="en_US" w:bidi="en_US"/>
+        </w:rPr>
+      </w:r>
+    </w:p>
+    <w:p>
+      <w:pPr>
+        <w:pStyle w:val="ListBullet"/>
+        <w:spacing w:line="240" w:lineRule="auto"/>
+        <w:ind w:left="720"/>
+      </w:pPr>
+      <w:r>
+        <w:rPr>
+          <w:lang w:val="en_US" w:bidi="en_US"/>
+        </w:rPr>
+      </w:r>
+      <w:hyperlink r:id="rId76">
+        <w:r>
+          <w:rPr>
+            <w:lang w:val="en_US" w:bidi="en_US"/>
+          </w:rPr>
+          <w:rPr>
+            <w:color w:val="0000EE"/>
+            <w:u w:val="single"/>
+          </w:rPr>
+          <w:t>Embodying the Text</w:t>
+        </w:r>
+      </w:hyperlink>
+      <w:r>
+        <w:rPr>
+          <w:lang w:val="en_US" w:bidi="en_US"/>
+        </w:rPr>
+        <w:t xml:space="preserve"> (4.9 MB)</w:t>
+      </w:r>
+      <w:r>
+        <w:rPr>
+          <w:lang w:val="en_US" w:bidi="en_US"/>
+        </w:rPr>
+      </w:r>
+    </w:p>
+    <w:p>
+      <w:pPr>
+        <w:pStyle w:val="ListBullet"/>
+        <w:spacing w:line="240" w:lineRule="auto"/>
+        <w:ind w:left="720"/>
+      </w:pPr>
+      <w:r>
+        <w:rPr>
+          <w:lang w:val="en_US" w:bidi="en_US"/>
+        </w:rPr>
+      </w:r>
+      <w:hyperlink r:id="rId77">
+        <w:r>
+          <w:rPr>
+            <w:lang w:val="en_US" w:bidi="en_US"/>
+          </w:rPr>
+          <w:rPr>
+            <w:color w:val="0000EE"/>
+            <w:u w:val="single"/>
+          </w:rPr>
+          <w:t>Filling the Gaps</w:t>
+        </w:r>
+      </w:hyperlink>
+      <w:r>
+        <w:rPr>
+          <w:lang w:val="en_US" w:bidi="en_US"/>
+        </w:rPr>
+        <w:t xml:space="preserve"> (6.1 MB)</w:t>
+      </w:r>
+      <w:r>
+        <w:rPr>
+          <w:lang w:val="en_US" w:bidi="en_US"/>
+        </w:rPr>
+      </w:r>
+    </w:p>
+    <w:p>
+      <w:pPr>
+        <w:pStyle w:val="ListBullet"/>
+        <w:spacing w:line="240" w:lineRule="auto"/>
+        <w:ind w:left="720"/>
+      </w:pPr>
+      <w:r>
+        <w:rPr>
+          <w:lang w:val="en_US" w:bidi="en_US"/>
+        </w:rPr>
+      </w:r>
+      <w:hyperlink r:id="rId78">
+        <w:r>
+          <w:rPr>
+            <w:lang w:val="en_US" w:bidi="en_US"/>
+          </w:rPr>
+          <w:rPr>
+            <w:color w:val="0000EE"/>
+            <w:u w:val="single"/>
+          </w:rPr>
+          <w:t>Speaking the Word</w:t>
+        </w:r>
+      </w:hyperlink>
+      <w:r>
+        <w:rPr>
+          <w:lang w:val="en_US" w:bidi="en_US"/>
+        </w:rPr>
+        <w:t xml:space="preserve"> (1.2 MB)</w:t>
+      </w:r>
+      <w:r>
+        <w:rPr>
+          <w:lang w:val="en_US" w:bidi="en_US"/>
+        </w:rPr>
+      </w:r>
+      <w:r>
+        <w:rPr>
+          <w:lang w:val="en_US" w:bidi="en_US"/>
+        </w:rPr>
+      </w:r>
+      <w:r>
+        <w:rPr>
+          <w:lang w:val="en_US" w:bidi="en_US"/>
+        </w:rPr>
+      </w:r>
+    </w:p>
+    <w:p>
+      <w:pPr/>
+      <w:r>
+        <w:rPr>
+          <w:lang w:val="en_US" w:bidi="en_US"/>
+        </w:rPr>
+      </w:r>
+    </w:p>
+    <w:p>
+      <w:pPr>
+        <w:pStyle w:val="Heading2"/>
+      </w:pPr>
+      <w:r>
+        <w:rPr>
+          <w:lang w:val="en_US" w:bidi="en_US"/>
+        </w:rPr>
         <w:t>Galatians 4:8–20</w:t>
       </w:r>
       <w:r>
@@ -27637,6 +30552,271 @@
         <w:rPr>
           <w:lang w:val="en_US" w:bidi="en_US"/>
         </w:rPr>
+        <w:t>Galatians 4:8–20</w:t>
+      </w:r>
+      <w:r>
+        <w:rPr>
+          <w:lang w:val="en_US" w:bidi="en_US"/>
+        </w:rPr>
+      </w:r>
+    </w:p>
+    <w:p>
+      <w:pPr>
+        <w:pStyle w:val="Heading4"/>
+      </w:pPr>
+      <w:r>
+        <w:rPr>
+          <w:lang w:val="en_US" w:bidi="en_US"/>
+        </w:rPr>
+        <w:t>Audio Content</w:t>
+      </w:r>
+      <w:r>
+        <w:rPr>
+          <w:lang w:val="en_US" w:bidi="en_US"/>
+        </w:rPr>
+      </w:r>
+      <w:r>
+        <w:rPr>
+          <w:lang w:val="en_US" w:bidi="en_US"/>
+        </w:rPr>
+      </w:r>
+    </w:p>
+    <w:p>
+      <w:pPr>
+        <w:pStyle w:val="ListBullet"/>
+        <w:spacing w:line="240" w:lineRule="auto"/>
+        <w:ind w:left="720"/>
+      </w:pPr>
+      <w:r>
+        <w:rPr>
+          <w:lang w:val="en_US" w:bidi="en_US"/>
+        </w:rPr>
+      </w:r>
+      <w:hyperlink r:id="rId79">
+        <w:r>
+          <w:rPr>
+            <w:lang w:val="en_US" w:bidi="en_US"/>
+          </w:rPr>
+          <w:rPr>
+            <w:color w:val="0000EE"/>
+            <w:u w:val="single"/>
+          </w:rPr>
+          <w:t>Hear and Heart</w:t>
+        </w:r>
+      </w:hyperlink>
+      <w:r>
+        <w:rPr>
+          <w:lang w:val="en_US" w:bidi="en_US"/>
+        </w:rPr>
+        <w:t xml:space="preserve"> (772 KB)</w:t>
+      </w:r>
+      <w:r>
+        <w:rPr>
+          <w:lang w:val="en_US" w:bidi="en_US"/>
+        </w:rPr>
+      </w:r>
+    </w:p>
+    <w:p>
+      <w:pPr>
+        <w:pStyle w:val="ListBullet"/>
+        <w:spacing w:line="240" w:lineRule="auto"/>
+        <w:ind w:left="720"/>
+      </w:pPr>
+      <w:r>
+        <w:rPr>
+          <w:lang w:val="en_US" w:bidi="en_US"/>
+        </w:rPr>
+      </w:r>
+      <w:hyperlink r:id="rId80">
+        <w:r>
+          <w:rPr>
+            <w:lang w:val="en_US" w:bidi="en_US"/>
+          </w:rPr>
+          <w:rPr>
+            <w:color w:val="0000EE"/>
+            <w:u w:val="single"/>
+          </w:rPr>
+          <w:t>Setting the Stage</w:t>
+        </w:r>
+      </w:hyperlink>
+      <w:r>
+        <w:rPr>
+          <w:lang w:val="en_US" w:bidi="en_US"/>
+        </w:rPr>
+        <w:t xml:space="preserve"> (6.2 MB)</w:t>
+      </w:r>
+      <w:r>
+        <w:rPr>
+          <w:lang w:val="en_US" w:bidi="en_US"/>
+        </w:rPr>
+      </w:r>
+    </w:p>
+    <w:p>
+      <w:pPr>
+        <w:pStyle w:val="ListBullet"/>
+        <w:spacing w:line="240" w:lineRule="auto"/>
+        <w:ind w:left="720"/>
+      </w:pPr>
+      <w:r>
+        <w:rPr>
+          <w:lang w:val="en_US" w:bidi="en_US"/>
+        </w:rPr>
+      </w:r>
+      <w:hyperlink r:id="rId81">
+        <w:r>
+          <w:rPr>
+            <w:lang w:val="en_US" w:bidi="en_US"/>
+          </w:rPr>
+          <w:rPr>
+            <w:color w:val="0000EE"/>
+            <w:u w:val="single"/>
+          </w:rPr>
+          <w:t>Defining the Scenes</w:t>
+        </w:r>
+      </w:hyperlink>
+      <w:r>
+        <w:rPr>
+          <w:lang w:val="en_US" w:bidi="en_US"/>
+        </w:rPr>
+        <w:t xml:space="preserve"> (6.4 MB)</w:t>
+      </w:r>
+      <w:r>
+        <w:rPr>
+          <w:lang w:val="en_US" w:bidi="en_US"/>
+        </w:rPr>
+      </w:r>
+    </w:p>
+    <w:p>
+      <w:pPr>
+        <w:pStyle w:val="ListBullet"/>
+        <w:spacing w:line="240" w:lineRule="auto"/>
+        <w:ind w:left="720"/>
+      </w:pPr>
+      <w:r>
+        <w:rPr>
+          <w:lang w:val="en_US" w:bidi="en_US"/>
+        </w:rPr>
+      </w:r>
+      <w:hyperlink r:id="rId82">
+        <w:r>
+          <w:rPr>
+            <w:lang w:val="en_US" w:bidi="en_US"/>
+          </w:rPr>
+          <w:rPr>
+            <w:color w:val="0000EE"/>
+            <w:u w:val="single"/>
+          </w:rPr>
+          <w:t>Embodying the Text</w:t>
+        </w:r>
+      </w:hyperlink>
+      <w:r>
+        <w:rPr>
+          <w:lang w:val="en_US" w:bidi="en_US"/>
+        </w:rPr>
+        <w:t xml:space="preserve"> (5.0 MB)</w:t>
+      </w:r>
+      <w:r>
+        <w:rPr>
+          <w:lang w:val="en_US" w:bidi="en_US"/>
+        </w:rPr>
+      </w:r>
+    </w:p>
+    <w:p>
+      <w:pPr>
+        <w:pStyle w:val="ListBullet"/>
+        <w:spacing w:line="240" w:lineRule="auto"/>
+        <w:ind w:left="720"/>
+      </w:pPr>
+      <w:r>
+        <w:rPr>
+          <w:lang w:val="en_US" w:bidi="en_US"/>
+        </w:rPr>
+      </w:r>
+      <w:hyperlink r:id="rId83">
+        <w:r>
+          <w:rPr>
+            <w:lang w:val="en_US" w:bidi="en_US"/>
+          </w:rPr>
+          <w:rPr>
+            <w:color w:val="0000EE"/>
+            <w:u w:val="single"/>
+          </w:rPr>
+          <w:t>Filling the Gaps</w:t>
+        </w:r>
+      </w:hyperlink>
+      <w:r>
+        <w:rPr>
+          <w:lang w:val="en_US" w:bidi="en_US"/>
+        </w:rPr>
+        <w:t xml:space="preserve"> (3.0 MB)</w:t>
+      </w:r>
+      <w:r>
+        <w:rPr>
+          <w:lang w:val="en_US" w:bidi="en_US"/>
+        </w:rPr>
+      </w:r>
+    </w:p>
+    <w:p>
+      <w:pPr>
+        <w:pStyle w:val="ListBullet"/>
+        <w:spacing w:line="240" w:lineRule="auto"/>
+        <w:ind w:left="720"/>
+      </w:pPr>
+      <w:r>
+        <w:rPr>
+          <w:lang w:val="en_US" w:bidi="en_US"/>
+        </w:rPr>
+      </w:r>
+      <w:hyperlink r:id="rId84">
+        <w:r>
+          <w:rPr>
+            <w:lang w:val="en_US" w:bidi="en_US"/>
+          </w:rPr>
+          <w:rPr>
+            <w:color w:val="0000EE"/>
+            <w:u w:val="single"/>
+          </w:rPr>
+          <w:t>Speaking the Word</w:t>
+        </w:r>
+      </w:hyperlink>
+      <w:r>
+        <w:rPr>
+          <w:lang w:val="en_US" w:bidi="en_US"/>
+        </w:rPr>
+        <w:t xml:space="preserve"> (1.2 MB)</w:t>
+      </w:r>
+      <w:r>
+        <w:rPr>
+          <w:lang w:val="en_US" w:bidi="en_US"/>
+        </w:rPr>
+      </w:r>
+      <w:r>
+        <w:rPr>
+          <w:lang w:val="en_US" w:bidi="en_US"/>
+        </w:rPr>
+      </w:r>
+      <w:r>
+        <w:rPr>
+          <w:lang w:val="en_US" w:bidi="en_US"/>
+        </w:rPr>
+      </w:r>
+    </w:p>
+    <w:p>
+      <w:pPr/>
+      <w:r>
+        <w:rPr>
+          <w:lang w:val="en_US" w:bidi="en_US"/>
+        </w:rPr>
+      </w:r>
+    </w:p>
+    <w:p>
+      <w:pPr>
+        <w:pStyle w:val="Heading2"/>
+      </w:pPr>
+      <w:r>
+        <w:rPr>
+          <w:lang w:val="en_US" w:bidi="en_US"/>
+        </w:rPr>
         <w:t>Galatians 4:21–27</w:t>
       </w:r>
       <w:r>
@@ -29962,6 +33142,271 @@
         <w:rPr>
           <w:lang w:val="en_US" w:bidi="en_US"/>
         </w:rPr>
+        <w:t>Galatians 4:21–27</w:t>
+      </w:r>
+      <w:r>
+        <w:rPr>
+          <w:lang w:val="en_US" w:bidi="en_US"/>
+        </w:rPr>
+      </w:r>
+    </w:p>
+    <w:p>
+      <w:pPr>
+        <w:pStyle w:val="Heading4"/>
+      </w:pPr>
+      <w:r>
+        <w:rPr>
+          <w:lang w:val="en_US" w:bidi="en_US"/>
+        </w:rPr>
+        <w:t>Audio Content</w:t>
+      </w:r>
+      <w:r>
+        <w:rPr>
+          <w:lang w:val="en_US" w:bidi="en_US"/>
+        </w:rPr>
+      </w:r>
+      <w:r>
+        <w:rPr>
+          <w:lang w:val="en_US" w:bidi="en_US"/>
+        </w:rPr>
+      </w:r>
+    </w:p>
+    <w:p>
+      <w:pPr>
+        <w:pStyle w:val="ListBullet"/>
+        <w:spacing w:line="240" w:lineRule="auto"/>
+        <w:ind w:left="720"/>
+      </w:pPr>
+      <w:r>
+        <w:rPr>
+          <w:lang w:val="en_US" w:bidi="en_US"/>
+        </w:rPr>
+      </w:r>
+      <w:hyperlink r:id="rId85">
+        <w:r>
+          <w:rPr>
+            <w:lang w:val="en_US" w:bidi="en_US"/>
+          </w:rPr>
+          <w:rPr>
+            <w:color w:val="0000EE"/>
+            <w:u w:val="single"/>
+          </w:rPr>
+          <w:t>Hear and Heart</w:t>
+        </w:r>
+      </w:hyperlink>
+      <w:r>
+        <w:rPr>
+          <w:lang w:val="en_US" w:bidi="en_US"/>
+        </w:rPr>
+        <w:t xml:space="preserve"> (776 KB)</w:t>
+      </w:r>
+      <w:r>
+        <w:rPr>
+          <w:lang w:val="en_US" w:bidi="en_US"/>
+        </w:rPr>
+      </w:r>
+    </w:p>
+    <w:p>
+      <w:pPr>
+        <w:pStyle w:val="ListBullet"/>
+        <w:spacing w:line="240" w:lineRule="auto"/>
+        <w:ind w:left="720"/>
+      </w:pPr>
+      <w:r>
+        <w:rPr>
+          <w:lang w:val="en_US" w:bidi="en_US"/>
+        </w:rPr>
+      </w:r>
+      <w:hyperlink r:id="rId86">
+        <w:r>
+          <w:rPr>
+            <w:lang w:val="en_US" w:bidi="en_US"/>
+          </w:rPr>
+          <w:rPr>
+            <w:color w:val="0000EE"/>
+            <w:u w:val="single"/>
+          </w:rPr>
+          <w:t>Setting the Stage</w:t>
+        </w:r>
+      </w:hyperlink>
+      <w:r>
+        <w:rPr>
+          <w:lang w:val="en_US" w:bidi="en_US"/>
+        </w:rPr>
+        <w:t xml:space="preserve"> (5.9 MB)</w:t>
+      </w:r>
+      <w:r>
+        <w:rPr>
+          <w:lang w:val="en_US" w:bidi="en_US"/>
+        </w:rPr>
+      </w:r>
+    </w:p>
+    <w:p>
+      <w:pPr>
+        <w:pStyle w:val="ListBullet"/>
+        <w:spacing w:line="240" w:lineRule="auto"/>
+        <w:ind w:left="720"/>
+      </w:pPr>
+      <w:r>
+        <w:rPr>
+          <w:lang w:val="en_US" w:bidi="en_US"/>
+        </w:rPr>
+      </w:r>
+      <w:hyperlink r:id="rId87">
+        <w:r>
+          <w:rPr>
+            <w:lang w:val="en_US" w:bidi="en_US"/>
+          </w:rPr>
+          <w:rPr>
+            <w:color w:val="0000EE"/>
+            <w:u w:val="single"/>
+          </w:rPr>
+          <w:t>Defining the Scenes</w:t>
+        </w:r>
+      </w:hyperlink>
+      <w:r>
+        <w:rPr>
+          <w:lang w:val="en_US" w:bidi="en_US"/>
+        </w:rPr>
+        <w:t xml:space="preserve"> (9.3 MB)</w:t>
+      </w:r>
+      <w:r>
+        <w:rPr>
+          <w:lang w:val="en_US" w:bidi="en_US"/>
+        </w:rPr>
+      </w:r>
+    </w:p>
+    <w:p>
+      <w:pPr>
+        <w:pStyle w:val="ListBullet"/>
+        <w:spacing w:line="240" w:lineRule="auto"/>
+        <w:ind w:left="720"/>
+      </w:pPr>
+      <w:r>
+        <w:rPr>
+          <w:lang w:val="en_US" w:bidi="en_US"/>
+        </w:rPr>
+      </w:r>
+      <w:hyperlink r:id="rId88">
+        <w:r>
+          <w:rPr>
+            <w:lang w:val="en_US" w:bidi="en_US"/>
+          </w:rPr>
+          <w:rPr>
+            <w:color w:val="0000EE"/>
+            <w:u w:val="single"/>
+          </w:rPr>
+          <w:t>Embodying the Text</w:t>
+        </w:r>
+      </w:hyperlink>
+      <w:r>
+        <w:rPr>
+          <w:lang w:val="en_US" w:bidi="en_US"/>
+        </w:rPr>
+        <w:t xml:space="preserve"> (3.5 MB)</w:t>
+      </w:r>
+      <w:r>
+        <w:rPr>
+          <w:lang w:val="en_US" w:bidi="en_US"/>
+        </w:rPr>
+      </w:r>
+    </w:p>
+    <w:p>
+      <w:pPr>
+        <w:pStyle w:val="ListBullet"/>
+        <w:spacing w:line="240" w:lineRule="auto"/>
+        <w:ind w:left="720"/>
+      </w:pPr>
+      <w:r>
+        <w:rPr>
+          <w:lang w:val="en_US" w:bidi="en_US"/>
+        </w:rPr>
+      </w:r>
+      <w:hyperlink r:id="rId89">
+        <w:r>
+          <w:rPr>
+            <w:lang w:val="en_US" w:bidi="en_US"/>
+          </w:rPr>
+          <w:rPr>
+            <w:color w:val="0000EE"/>
+            <w:u w:val="single"/>
+          </w:rPr>
+          <w:t>Filling the Gaps</w:t>
+        </w:r>
+      </w:hyperlink>
+      <w:r>
+        <w:rPr>
+          <w:lang w:val="en_US" w:bidi="en_US"/>
+        </w:rPr>
+        <w:t xml:space="preserve"> (2.4 MB)</w:t>
+      </w:r>
+      <w:r>
+        <w:rPr>
+          <w:lang w:val="en_US" w:bidi="en_US"/>
+        </w:rPr>
+      </w:r>
+    </w:p>
+    <w:p>
+      <w:pPr>
+        <w:pStyle w:val="ListBullet"/>
+        <w:spacing w:line="240" w:lineRule="auto"/>
+        <w:ind w:left="720"/>
+      </w:pPr>
+      <w:r>
+        <w:rPr>
+          <w:lang w:val="en_US" w:bidi="en_US"/>
+        </w:rPr>
+      </w:r>
+      <w:hyperlink r:id="rId90">
+        <w:r>
+          <w:rPr>
+            <w:lang w:val="en_US" w:bidi="en_US"/>
+          </w:rPr>
+          <w:rPr>
+            <w:color w:val="0000EE"/>
+            <w:u w:val="single"/>
+          </w:rPr>
+          <w:t>Speaking the Word</w:t>
+        </w:r>
+      </w:hyperlink>
+      <w:r>
+        <w:rPr>
+          <w:lang w:val="en_US" w:bidi="en_US"/>
+        </w:rPr>
+        <w:t xml:space="preserve"> (1.2 MB)</w:t>
+      </w:r>
+      <w:r>
+        <w:rPr>
+          <w:lang w:val="en_US" w:bidi="en_US"/>
+        </w:rPr>
+      </w:r>
+      <w:r>
+        <w:rPr>
+          <w:lang w:val="en_US" w:bidi="en_US"/>
+        </w:rPr>
+      </w:r>
+      <w:r>
+        <w:rPr>
+          <w:lang w:val="en_US" w:bidi="en_US"/>
+        </w:rPr>
+      </w:r>
+    </w:p>
+    <w:p>
+      <w:pPr/>
+      <w:r>
+        <w:rPr>
+          <w:lang w:val="en_US" w:bidi="en_US"/>
+        </w:rPr>
+      </w:r>
+    </w:p>
+    <w:p>
+      <w:pPr>
+        <w:pStyle w:val="Heading2"/>
+      </w:pPr>
+      <w:r>
+        <w:rPr>
+          <w:lang w:val="en_US" w:bidi="en_US"/>
+        </w:rPr>
         <w:t>Galatians 4:28–5:1</w:t>
       </w:r>
       <w:r>
@@ -31868,6 +35313,271 @@
         <w:rPr>
           <w:lang w:val="en_US" w:bidi="en_US"/>
         </w:rPr>
+        <w:t>Galatians 4:28–5:1</w:t>
+      </w:r>
+      <w:r>
+        <w:rPr>
+          <w:lang w:val="en_US" w:bidi="en_US"/>
+        </w:rPr>
+      </w:r>
+    </w:p>
+    <w:p>
+      <w:pPr>
+        <w:pStyle w:val="Heading4"/>
+      </w:pPr>
+      <w:r>
+        <w:rPr>
+          <w:lang w:val="en_US" w:bidi="en_US"/>
+        </w:rPr>
+        <w:t>Audio Content</w:t>
+      </w:r>
+      <w:r>
+        <w:rPr>
+          <w:lang w:val="en_US" w:bidi="en_US"/>
+        </w:rPr>
+      </w:r>
+      <w:r>
+        <w:rPr>
+          <w:lang w:val="en_US" w:bidi="en_US"/>
+        </w:rPr>
+      </w:r>
+    </w:p>
+    <w:p>
+      <w:pPr>
+        <w:pStyle w:val="ListBullet"/>
+        <w:spacing w:line="240" w:lineRule="auto"/>
+        <w:ind w:left="720"/>
+      </w:pPr>
+      <w:r>
+        <w:rPr>
+          <w:lang w:val="en_US" w:bidi="en_US"/>
+        </w:rPr>
+      </w:r>
+      <w:hyperlink r:id="rId91">
+        <w:r>
+          <w:rPr>
+            <w:lang w:val="en_US" w:bidi="en_US"/>
+          </w:rPr>
+          <w:rPr>
+            <w:color w:val="0000EE"/>
+            <w:u w:val="single"/>
+          </w:rPr>
+          <w:t>Hear and Heart</w:t>
+        </w:r>
+      </w:hyperlink>
+      <w:r>
+        <w:rPr>
+          <w:lang w:val="en_US" w:bidi="en_US"/>
+        </w:rPr>
+        <w:t xml:space="preserve"> (878 KB)</w:t>
+      </w:r>
+      <w:r>
+        <w:rPr>
+          <w:lang w:val="en_US" w:bidi="en_US"/>
+        </w:rPr>
+      </w:r>
+    </w:p>
+    <w:p>
+      <w:pPr>
+        <w:pStyle w:val="ListBullet"/>
+        <w:spacing w:line="240" w:lineRule="auto"/>
+        <w:ind w:left="720"/>
+      </w:pPr>
+      <w:r>
+        <w:rPr>
+          <w:lang w:val="en_US" w:bidi="en_US"/>
+        </w:rPr>
+      </w:r>
+      <w:hyperlink r:id="rId92">
+        <w:r>
+          <w:rPr>
+            <w:lang w:val="en_US" w:bidi="en_US"/>
+          </w:rPr>
+          <w:rPr>
+            <w:color w:val="0000EE"/>
+            <w:u w:val="single"/>
+          </w:rPr>
+          <w:t>Setting the Stage</w:t>
+        </w:r>
+      </w:hyperlink>
+      <w:r>
+        <w:rPr>
+          <w:lang w:val="en_US" w:bidi="en_US"/>
+        </w:rPr>
+        <w:t xml:space="preserve"> (3.9 MB)</w:t>
+      </w:r>
+      <w:r>
+        <w:rPr>
+          <w:lang w:val="en_US" w:bidi="en_US"/>
+        </w:rPr>
+      </w:r>
+    </w:p>
+    <w:p>
+      <w:pPr>
+        <w:pStyle w:val="ListBullet"/>
+        <w:spacing w:line="240" w:lineRule="auto"/>
+        <w:ind w:left="720"/>
+      </w:pPr>
+      <w:r>
+        <w:rPr>
+          <w:lang w:val="en_US" w:bidi="en_US"/>
+        </w:rPr>
+      </w:r>
+      <w:hyperlink r:id="rId93">
+        <w:r>
+          <w:rPr>
+            <w:lang w:val="en_US" w:bidi="en_US"/>
+          </w:rPr>
+          <w:rPr>
+            <w:color w:val="0000EE"/>
+            <w:u w:val="single"/>
+          </w:rPr>
+          <w:t>Defining the Scenes</w:t>
+        </w:r>
+      </w:hyperlink>
+      <w:r>
+        <w:rPr>
+          <w:lang w:val="en_US" w:bidi="en_US"/>
+        </w:rPr>
+        <w:t xml:space="preserve"> (4.0 MB)</w:t>
+      </w:r>
+      <w:r>
+        <w:rPr>
+          <w:lang w:val="en_US" w:bidi="en_US"/>
+        </w:rPr>
+      </w:r>
+    </w:p>
+    <w:p>
+      <w:pPr>
+        <w:pStyle w:val="ListBullet"/>
+        <w:spacing w:line="240" w:lineRule="auto"/>
+        <w:ind w:left="720"/>
+      </w:pPr>
+      <w:r>
+        <w:rPr>
+          <w:lang w:val="en_US" w:bidi="en_US"/>
+        </w:rPr>
+      </w:r>
+      <w:hyperlink r:id="rId94">
+        <w:r>
+          <w:rPr>
+            <w:lang w:val="en_US" w:bidi="en_US"/>
+          </w:rPr>
+          <w:rPr>
+            <w:color w:val="0000EE"/>
+            <w:u w:val="single"/>
+          </w:rPr>
+          <w:t>Embodying the Text</w:t>
+        </w:r>
+      </w:hyperlink>
+      <w:r>
+        <w:rPr>
+          <w:lang w:val="en_US" w:bidi="en_US"/>
+        </w:rPr>
+        <w:t xml:space="preserve"> (3.1 MB)</w:t>
+      </w:r>
+      <w:r>
+        <w:rPr>
+          <w:lang w:val="en_US" w:bidi="en_US"/>
+        </w:rPr>
+      </w:r>
+    </w:p>
+    <w:p>
+      <w:pPr>
+        <w:pStyle w:val="ListBullet"/>
+        <w:spacing w:line="240" w:lineRule="auto"/>
+        <w:ind w:left="720"/>
+      </w:pPr>
+      <w:r>
+        <w:rPr>
+          <w:lang w:val="en_US" w:bidi="en_US"/>
+        </w:rPr>
+      </w:r>
+      <w:hyperlink r:id="rId95">
+        <w:r>
+          <w:rPr>
+            <w:lang w:val="en_US" w:bidi="en_US"/>
+          </w:rPr>
+          <w:rPr>
+            <w:color w:val="0000EE"/>
+            <w:u w:val="single"/>
+          </w:rPr>
+          <w:t>Filling the Gaps</w:t>
+        </w:r>
+      </w:hyperlink>
+      <w:r>
+        <w:rPr>
+          <w:lang w:val="en_US" w:bidi="en_US"/>
+        </w:rPr>
+        <w:t xml:space="preserve"> (2.8 MB)</w:t>
+      </w:r>
+      <w:r>
+        <w:rPr>
+          <w:lang w:val="en_US" w:bidi="en_US"/>
+        </w:rPr>
+      </w:r>
+    </w:p>
+    <w:p>
+      <w:pPr>
+        <w:pStyle w:val="ListBullet"/>
+        <w:spacing w:line="240" w:lineRule="auto"/>
+        <w:ind w:left="720"/>
+      </w:pPr>
+      <w:r>
+        <w:rPr>
+          <w:lang w:val="en_US" w:bidi="en_US"/>
+        </w:rPr>
+      </w:r>
+      <w:hyperlink r:id="rId96">
+        <w:r>
+          <w:rPr>
+            <w:lang w:val="en_US" w:bidi="en_US"/>
+          </w:rPr>
+          <w:rPr>
+            <w:color w:val="0000EE"/>
+            <w:u w:val="single"/>
+          </w:rPr>
+          <w:t>Speaking the Word</w:t>
+        </w:r>
+      </w:hyperlink>
+      <w:r>
+        <w:rPr>
+          <w:lang w:val="en_US" w:bidi="en_US"/>
+        </w:rPr>
+        <w:t xml:space="preserve"> (1.2 MB)</w:t>
+      </w:r>
+      <w:r>
+        <w:rPr>
+          <w:lang w:val="en_US" w:bidi="en_US"/>
+        </w:rPr>
+      </w:r>
+      <w:r>
+        <w:rPr>
+          <w:lang w:val="en_US" w:bidi="en_US"/>
+        </w:rPr>
+      </w:r>
+      <w:r>
+        <w:rPr>
+          <w:lang w:val="en_US" w:bidi="en_US"/>
+        </w:rPr>
+      </w:r>
+    </w:p>
+    <w:p>
+      <w:pPr/>
+      <w:r>
+        <w:rPr>
+          <w:lang w:val="en_US" w:bidi="en_US"/>
+        </w:rPr>
+      </w:r>
+    </w:p>
+    <w:p>
+      <w:pPr>
+        <w:pStyle w:val="Heading2"/>
+      </w:pPr>
+      <w:r>
+        <w:rPr>
+          <w:lang w:val="en_US" w:bidi="en_US"/>
+        </w:rPr>
         <w:t>Galatians 5:2–6</w:t>
       </w:r>
       <w:r>
@@ -33792,6 +37502,271 @@
         <w:rPr>
           <w:lang w:val="en_US" w:bidi="en_US"/>
         </w:rPr>
+        <w:t>Galatians 5:2–6</w:t>
+      </w:r>
+      <w:r>
+        <w:rPr>
+          <w:lang w:val="en_US" w:bidi="en_US"/>
+        </w:rPr>
+      </w:r>
+    </w:p>
+    <w:p>
+      <w:pPr>
+        <w:pStyle w:val="Heading4"/>
+      </w:pPr>
+      <w:r>
+        <w:rPr>
+          <w:lang w:val="en_US" w:bidi="en_US"/>
+        </w:rPr>
+        <w:t>Audio Content</w:t>
+      </w:r>
+      <w:r>
+        <w:rPr>
+          <w:lang w:val="en_US" w:bidi="en_US"/>
+        </w:rPr>
+      </w:r>
+      <w:r>
+        <w:rPr>
+          <w:lang w:val="en_US" w:bidi="en_US"/>
+        </w:rPr>
+      </w:r>
+    </w:p>
+    <w:p>
+      <w:pPr>
+        <w:pStyle w:val="ListBullet"/>
+        <w:spacing w:line="240" w:lineRule="auto"/>
+        <w:ind w:left="720"/>
+      </w:pPr>
+      <w:r>
+        <w:rPr>
+          <w:lang w:val="en_US" w:bidi="en_US"/>
+        </w:rPr>
+      </w:r>
+      <w:hyperlink r:id="rId97">
+        <w:r>
+          <w:rPr>
+            <w:lang w:val="en_US" w:bidi="en_US"/>
+          </w:rPr>
+          <w:rPr>
+            <w:color w:val="0000EE"/>
+            <w:u w:val="single"/>
+          </w:rPr>
+          <w:t>Hear and Heart</w:t>
+        </w:r>
+      </w:hyperlink>
+      <w:r>
+        <w:rPr>
+          <w:lang w:val="en_US" w:bidi="en_US"/>
+        </w:rPr>
+        <w:t xml:space="preserve"> (770 KB)</w:t>
+      </w:r>
+      <w:r>
+        <w:rPr>
+          <w:lang w:val="en_US" w:bidi="en_US"/>
+        </w:rPr>
+      </w:r>
+    </w:p>
+    <w:p>
+      <w:pPr>
+        <w:pStyle w:val="ListBullet"/>
+        <w:spacing w:line="240" w:lineRule="auto"/>
+        <w:ind w:left="720"/>
+      </w:pPr>
+      <w:r>
+        <w:rPr>
+          <w:lang w:val="en_US" w:bidi="en_US"/>
+        </w:rPr>
+      </w:r>
+      <w:hyperlink r:id="rId98">
+        <w:r>
+          <w:rPr>
+            <w:lang w:val="en_US" w:bidi="en_US"/>
+          </w:rPr>
+          <w:rPr>
+            <w:color w:val="0000EE"/>
+            <w:u w:val="single"/>
+          </w:rPr>
+          <w:t>Setting the Stage</w:t>
+        </w:r>
+      </w:hyperlink>
+      <w:r>
+        <w:rPr>
+          <w:lang w:val="en_US" w:bidi="en_US"/>
+        </w:rPr>
+        <w:t xml:space="preserve"> (3.9 MB)</w:t>
+      </w:r>
+      <w:r>
+        <w:rPr>
+          <w:lang w:val="en_US" w:bidi="en_US"/>
+        </w:rPr>
+      </w:r>
+    </w:p>
+    <w:p>
+      <w:pPr>
+        <w:pStyle w:val="ListBullet"/>
+        <w:spacing w:line="240" w:lineRule="auto"/>
+        <w:ind w:left="720"/>
+      </w:pPr>
+      <w:r>
+        <w:rPr>
+          <w:lang w:val="en_US" w:bidi="en_US"/>
+        </w:rPr>
+      </w:r>
+      <w:hyperlink r:id="rId99">
+        <w:r>
+          <w:rPr>
+            <w:lang w:val="en_US" w:bidi="en_US"/>
+          </w:rPr>
+          <w:rPr>
+            <w:color w:val="0000EE"/>
+            <w:u w:val="single"/>
+          </w:rPr>
+          <w:t>Defining the Scenes</w:t>
+        </w:r>
+      </w:hyperlink>
+      <w:r>
+        <w:rPr>
+          <w:lang w:val="en_US" w:bidi="en_US"/>
+        </w:rPr>
+        <w:t xml:space="preserve"> (5.0 MB)</w:t>
+      </w:r>
+      <w:r>
+        <w:rPr>
+          <w:lang w:val="en_US" w:bidi="en_US"/>
+        </w:rPr>
+      </w:r>
+    </w:p>
+    <w:p>
+      <w:pPr>
+        <w:pStyle w:val="ListBullet"/>
+        <w:spacing w:line="240" w:lineRule="auto"/>
+        <w:ind w:left="720"/>
+      </w:pPr>
+      <w:r>
+        <w:rPr>
+          <w:lang w:val="en_US" w:bidi="en_US"/>
+        </w:rPr>
+      </w:r>
+      <w:hyperlink r:id="rId100">
+        <w:r>
+          <w:rPr>
+            <w:lang w:val="en_US" w:bidi="en_US"/>
+          </w:rPr>
+          <w:rPr>
+            <w:color w:val="0000EE"/>
+            <w:u w:val="single"/>
+          </w:rPr>
+          <w:t>Embodying the Text</w:t>
+        </w:r>
+      </w:hyperlink>
+      <w:r>
+        <w:rPr>
+          <w:lang w:val="en_US" w:bidi="en_US"/>
+        </w:rPr>
+        <w:t xml:space="preserve"> (3.7 MB)</w:t>
+      </w:r>
+      <w:r>
+        <w:rPr>
+          <w:lang w:val="en_US" w:bidi="en_US"/>
+        </w:rPr>
+      </w:r>
+    </w:p>
+    <w:p>
+      <w:pPr>
+        <w:pStyle w:val="ListBullet"/>
+        <w:spacing w:line="240" w:lineRule="auto"/>
+        <w:ind w:left="720"/>
+      </w:pPr>
+      <w:r>
+        <w:rPr>
+          <w:lang w:val="en_US" w:bidi="en_US"/>
+        </w:rPr>
+      </w:r>
+      <w:hyperlink r:id="rId101">
+        <w:r>
+          <w:rPr>
+            <w:lang w:val="en_US" w:bidi="en_US"/>
+          </w:rPr>
+          <w:rPr>
+            <w:color w:val="0000EE"/>
+            <w:u w:val="single"/>
+          </w:rPr>
+          <w:t>Filling the Gaps</w:t>
+        </w:r>
+      </w:hyperlink>
+      <w:r>
+        <w:rPr>
+          <w:lang w:val="en_US" w:bidi="en_US"/>
+        </w:rPr>
+        <w:t xml:space="preserve"> (2.8 MB)</w:t>
+      </w:r>
+      <w:r>
+        <w:rPr>
+          <w:lang w:val="en_US" w:bidi="en_US"/>
+        </w:rPr>
+      </w:r>
+    </w:p>
+    <w:p>
+      <w:pPr>
+        <w:pStyle w:val="ListBullet"/>
+        <w:spacing w:line="240" w:lineRule="auto"/>
+        <w:ind w:left="720"/>
+      </w:pPr>
+      <w:r>
+        <w:rPr>
+          <w:lang w:val="en_US" w:bidi="en_US"/>
+        </w:rPr>
+      </w:r>
+      <w:hyperlink r:id="rId102">
+        <w:r>
+          <w:rPr>
+            <w:lang w:val="en_US" w:bidi="en_US"/>
+          </w:rPr>
+          <w:rPr>
+            <w:color w:val="0000EE"/>
+            <w:u w:val="single"/>
+          </w:rPr>
+          <w:t>Speaking the Word</w:t>
+        </w:r>
+      </w:hyperlink>
+      <w:r>
+        <w:rPr>
+          <w:lang w:val="en_US" w:bidi="en_US"/>
+        </w:rPr>
+        <w:t xml:space="preserve"> (1.2 MB)</w:t>
+      </w:r>
+      <w:r>
+        <w:rPr>
+          <w:lang w:val="en_US" w:bidi="en_US"/>
+        </w:rPr>
+      </w:r>
+      <w:r>
+        <w:rPr>
+          <w:lang w:val="en_US" w:bidi="en_US"/>
+        </w:rPr>
+      </w:r>
+      <w:r>
+        <w:rPr>
+          <w:lang w:val="en_US" w:bidi="en_US"/>
+        </w:rPr>
+      </w:r>
+    </w:p>
+    <w:p>
+      <w:pPr/>
+      <w:r>
+        <w:rPr>
+          <w:lang w:val="en_US" w:bidi="en_US"/>
+        </w:rPr>
+      </w:r>
+    </w:p>
+    <w:p>
+      <w:pPr>
+        <w:pStyle w:val="Heading2"/>
+      </w:pPr>
+      <w:r>
+        <w:rPr>
+          <w:lang w:val="en_US" w:bidi="en_US"/>
+        </w:rPr>
         <w:t>Galatians 5:7–12</w:t>
       </w:r>
       <w:r>
@@ -35940,6 +39915,271 @@
         <w:rPr>
           <w:lang w:val="en_US" w:bidi="en_US"/>
         </w:rPr>
+        <w:t>Galatians 5:7–12</w:t>
+      </w:r>
+      <w:r>
+        <w:rPr>
+          <w:lang w:val="en_US" w:bidi="en_US"/>
+        </w:rPr>
+      </w:r>
+    </w:p>
+    <w:p>
+      <w:pPr>
+        <w:pStyle w:val="Heading4"/>
+      </w:pPr>
+      <w:r>
+        <w:rPr>
+          <w:lang w:val="en_US" w:bidi="en_US"/>
+        </w:rPr>
+        <w:t>Audio Content</w:t>
+      </w:r>
+      <w:r>
+        <w:rPr>
+          <w:lang w:val="en_US" w:bidi="en_US"/>
+        </w:rPr>
+      </w:r>
+      <w:r>
+        <w:rPr>
+          <w:lang w:val="en_US" w:bidi="en_US"/>
+        </w:rPr>
+      </w:r>
+    </w:p>
+    <w:p>
+      <w:pPr>
+        <w:pStyle w:val="ListBullet"/>
+        <w:spacing w:line="240" w:lineRule="auto"/>
+        <w:ind w:left="720"/>
+      </w:pPr>
+      <w:r>
+        <w:rPr>
+          <w:lang w:val="en_US" w:bidi="en_US"/>
+        </w:rPr>
+      </w:r>
+      <w:hyperlink r:id="rId103">
+        <w:r>
+          <w:rPr>
+            <w:lang w:val="en_US" w:bidi="en_US"/>
+          </w:rPr>
+          <w:rPr>
+            <w:color w:val="0000EE"/>
+            <w:u w:val="single"/>
+          </w:rPr>
+          <w:t>Hear and Heart</w:t>
+        </w:r>
+      </w:hyperlink>
+      <w:r>
+        <w:rPr>
+          <w:lang w:val="en_US" w:bidi="en_US"/>
+        </w:rPr>
+        <w:t xml:space="preserve"> (799 KB)</w:t>
+      </w:r>
+      <w:r>
+        <w:rPr>
+          <w:lang w:val="en_US" w:bidi="en_US"/>
+        </w:rPr>
+      </w:r>
+    </w:p>
+    <w:p>
+      <w:pPr>
+        <w:pStyle w:val="ListBullet"/>
+        <w:spacing w:line="240" w:lineRule="auto"/>
+        <w:ind w:left="720"/>
+      </w:pPr>
+      <w:r>
+        <w:rPr>
+          <w:lang w:val="en_US" w:bidi="en_US"/>
+        </w:rPr>
+      </w:r>
+      <w:hyperlink r:id="rId104">
+        <w:r>
+          <w:rPr>
+            <w:lang w:val="en_US" w:bidi="en_US"/>
+          </w:rPr>
+          <w:rPr>
+            <w:color w:val="0000EE"/>
+            <w:u w:val="single"/>
+          </w:rPr>
+          <w:t>Setting the Stage</w:t>
+        </w:r>
+      </w:hyperlink>
+      <w:r>
+        <w:rPr>
+          <w:lang w:val="en_US" w:bidi="en_US"/>
+        </w:rPr>
+        <w:t xml:space="preserve"> (5.1 MB)</w:t>
+      </w:r>
+      <w:r>
+        <w:rPr>
+          <w:lang w:val="en_US" w:bidi="en_US"/>
+        </w:rPr>
+      </w:r>
+    </w:p>
+    <w:p>
+      <w:pPr>
+        <w:pStyle w:val="ListBullet"/>
+        <w:spacing w:line="240" w:lineRule="auto"/>
+        <w:ind w:left="720"/>
+      </w:pPr>
+      <w:r>
+        <w:rPr>
+          <w:lang w:val="en_US" w:bidi="en_US"/>
+        </w:rPr>
+      </w:r>
+      <w:hyperlink r:id="rId105">
+        <w:r>
+          <w:rPr>
+            <w:lang w:val="en_US" w:bidi="en_US"/>
+          </w:rPr>
+          <w:rPr>
+            <w:color w:val="0000EE"/>
+            <w:u w:val="single"/>
+          </w:rPr>
+          <w:t>Defining the Scenes</w:t>
+        </w:r>
+      </w:hyperlink>
+      <w:r>
+        <w:rPr>
+          <w:lang w:val="en_US" w:bidi="en_US"/>
+        </w:rPr>
+        <w:t xml:space="preserve"> (6.1 MB)</w:t>
+      </w:r>
+      <w:r>
+        <w:rPr>
+          <w:lang w:val="en_US" w:bidi="en_US"/>
+        </w:rPr>
+      </w:r>
+    </w:p>
+    <w:p>
+      <w:pPr>
+        <w:pStyle w:val="ListBullet"/>
+        <w:spacing w:line="240" w:lineRule="auto"/>
+        <w:ind w:left="720"/>
+      </w:pPr>
+      <w:r>
+        <w:rPr>
+          <w:lang w:val="en_US" w:bidi="en_US"/>
+        </w:rPr>
+      </w:r>
+      <w:hyperlink r:id="rId106">
+        <w:r>
+          <w:rPr>
+            <w:lang w:val="en_US" w:bidi="en_US"/>
+          </w:rPr>
+          <w:rPr>
+            <w:color w:val="0000EE"/>
+            <w:u w:val="single"/>
+          </w:rPr>
+          <w:t>Embodying the Text</w:t>
+        </w:r>
+      </w:hyperlink>
+      <w:r>
+        <w:rPr>
+          <w:lang w:val="en_US" w:bidi="en_US"/>
+        </w:rPr>
+        <w:t xml:space="preserve"> (4.2 MB)</w:t>
+      </w:r>
+      <w:r>
+        <w:rPr>
+          <w:lang w:val="en_US" w:bidi="en_US"/>
+        </w:rPr>
+      </w:r>
+    </w:p>
+    <w:p>
+      <w:pPr>
+        <w:pStyle w:val="ListBullet"/>
+        <w:spacing w:line="240" w:lineRule="auto"/>
+        <w:ind w:left="720"/>
+      </w:pPr>
+      <w:r>
+        <w:rPr>
+          <w:lang w:val="en_US" w:bidi="en_US"/>
+        </w:rPr>
+      </w:r>
+      <w:hyperlink r:id="rId107">
+        <w:r>
+          <w:rPr>
+            <w:lang w:val="en_US" w:bidi="en_US"/>
+          </w:rPr>
+          <w:rPr>
+            <w:color w:val="0000EE"/>
+            <w:u w:val="single"/>
+          </w:rPr>
+          <w:t>Filling the Gaps</w:t>
+        </w:r>
+      </w:hyperlink>
+      <w:r>
+        <w:rPr>
+          <w:lang w:val="en_US" w:bidi="en_US"/>
+        </w:rPr>
+        <w:t xml:space="preserve"> (2.7 MB)</w:t>
+      </w:r>
+      <w:r>
+        <w:rPr>
+          <w:lang w:val="en_US" w:bidi="en_US"/>
+        </w:rPr>
+      </w:r>
+    </w:p>
+    <w:p>
+      <w:pPr>
+        <w:pStyle w:val="ListBullet"/>
+        <w:spacing w:line="240" w:lineRule="auto"/>
+        <w:ind w:left="720"/>
+      </w:pPr>
+      <w:r>
+        <w:rPr>
+          <w:lang w:val="en_US" w:bidi="en_US"/>
+        </w:rPr>
+      </w:r>
+      <w:hyperlink r:id="rId108">
+        <w:r>
+          <w:rPr>
+            <w:lang w:val="en_US" w:bidi="en_US"/>
+          </w:rPr>
+          <w:rPr>
+            <w:color w:val="0000EE"/>
+            <w:u w:val="single"/>
+          </w:rPr>
+          <w:t>Speaking the Word</w:t>
+        </w:r>
+      </w:hyperlink>
+      <w:r>
+        <w:rPr>
+          <w:lang w:val="en_US" w:bidi="en_US"/>
+        </w:rPr>
+        <w:t xml:space="preserve"> (1.2 MB)</w:t>
+      </w:r>
+      <w:r>
+        <w:rPr>
+          <w:lang w:val="en_US" w:bidi="en_US"/>
+        </w:rPr>
+      </w:r>
+      <w:r>
+        <w:rPr>
+          <w:lang w:val="en_US" w:bidi="en_US"/>
+        </w:rPr>
+      </w:r>
+      <w:r>
+        <w:rPr>
+          <w:lang w:val="en_US" w:bidi="en_US"/>
+        </w:rPr>
+      </w:r>
+    </w:p>
+    <w:p>
+      <w:pPr/>
+      <w:r>
+        <w:rPr>
+          <w:lang w:val="en_US" w:bidi="en_US"/>
+        </w:rPr>
+      </w:r>
+    </w:p>
+    <w:p>
+      <w:pPr>
+        <w:pStyle w:val="Heading2"/>
+      </w:pPr>
+      <w:r>
+        <w:rPr>
+          <w:lang w:val="en_US" w:bidi="en_US"/>
+        </w:rPr>
         <w:t>Galatians 5:13–18</w:t>
       </w:r>
       <w:r>
@@ -37762,6 +42002,271 @@
         <w:rPr>
           <w:lang w:val="en_US" w:bidi="en_US"/>
         </w:rPr>
+        <w:t>Galatians 5:13–18</w:t>
+      </w:r>
+      <w:r>
+        <w:rPr>
+          <w:lang w:val="en_US" w:bidi="en_US"/>
+        </w:rPr>
+      </w:r>
+    </w:p>
+    <w:p>
+      <w:pPr>
+        <w:pStyle w:val="Heading4"/>
+      </w:pPr>
+      <w:r>
+        <w:rPr>
+          <w:lang w:val="en_US" w:bidi="en_US"/>
+        </w:rPr>
+        <w:t>Audio Content</w:t>
+      </w:r>
+      <w:r>
+        <w:rPr>
+          <w:lang w:val="en_US" w:bidi="en_US"/>
+        </w:rPr>
+      </w:r>
+      <w:r>
+        <w:rPr>
+          <w:lang w:val="en_US" w:bidi="en_US"/>
+        </w:rPr>
+      </w:r>
+    </w:p>
+    <w:p>
+      <w:pPr>
+        <w:pStyle w:val="ListBullet"/>
+        <w:spacing w:line="240" w:lineRule="auto"/>
+        <w:ind w:left="720"/>
+      </w:pPr>
+      <w:r>
+        <w:rPr>
+          <w:lang w:val="en_US" w:bidi="en_US"/>
+        </w:rPr>
+      </w:r>
+      <w:hyperlink r:id="rId109">
+        <w:r>
+          <w:rPr>
+            <w:lang w:val="en_US" w:bidi="en_US"/>
+          </w:rPr>
+          <w:rPr>
+            <w:color w:val="0000EE"/>
+            <w:u w:val="single"/>
+          </w:rPr>
+          <w:t>Hear and Heart</w:t>
+        </w:r>
+      </w:hyperlink>
+      <w:r>
+        <w:rPr>
+          <w:lang w:val="en_US" w:bidi="en_US"/>
+        </w:rPr>
+        <w:t xml:space="preserve"> (796 KB)</w:t>
+      </w:r>
+      <w:r>
+        <w:rPr>
+          <w:lang w:val="en_US" w:bidi="en_US"/>
+        </w:rPr>
+      </w:r>
+    </w:p>
+    <w:p>
+      <w:pPr>
+        <w:pStyle w:val="ListBullet"/>
+        <w:spacing w:line="240" w:lineRule="auto"/>
+        <w:ind w:left="720"/>
+      </w:pPr>
+      <w:r>
+        <w:rPr>
+          <w:lang w:val="en_US" w:bidi="en_US"/>
+        </w:rPr>
+      </w:r>
+      <w:hyperlink r:id="rId110">
+        <w:r>
+          <w:rPr>
+            <w:lang w:val="en_US" w:bidi="en_US"/>
+          </w:rPr>
+          <w:rPr>
+            <w:color w:val="0000EE"/>
+            <w:u w:val="single"/>
+          </w:rPr>
+          <w:t>Setting the Stage</w:t>
+        </w:r>
+      </w:hyperlink>
+      <w:r>
+        <w:rPr>
+          <w:lang w:val="en_US" w:bidi="en_US"/>
+        </w:rPr>
+        <w:t xml:space="preserve"> (4.6 MB)</w:t>
+      </w:r>
+      <w:r>
+        <w:rPr>
+          <w:lang w:val="en_US" w:bidi="en_US"/>
+        </w:rPr>
+      </w:r>
+    </w:p>
+    <w:p>
+      <w:pPr>
+        <w:pStyle w:val="ListBullet"/>
+        <w:spacing w:line="240" w:lineRule="auto"/>
+        <w:ind w:left="720"/>
+      </w:pPr>
+      <w:r>
+        <w:rPr>
+          <w:lang w:val="en_US" w:bidi="en_US"/>
+        </w:rPr>
+      </w:r>
+      <w:hyperlink r:id="rId111">
+        <w:r>
+          <w:rPr>
+            <w:lang w:val="en_US" w:bidi="en_US"/>
+          </w:rPr>
+          <w:rPr>
+            <w:color w:val="0000EE"/>
+            <w:u w:val="single"/>
+          </w:rPr>
+          <w:t>Defining the Scenes</w:t>
+        </w:r>
+      </w:hyperlink>
+      <w:r>
+        <w:rPr>
+          <w:lang w:val="en_US" w:bidi="en_US"/>
+        </w:rPr>
+        <w:t xml:space="preserve"> (5.6 MB)</w:t>
+      </w:r>
+      <w:r>
+        <w:rPr>
+          <w:lang w:val="en_US" w:bidi="en_US"/>
+        </w:rPr>
+      </w:r>
+    </w:p>
+    <w:p>
+      <w:pPr>
+        <w:pStyle w:val="ListBullet"/>
+        <w:spacing w:line="240" w:lineRule="auto"/>
+        <w:ind w:left="720"/>
+      </w:pPr>
+      <w:r>
+        <w:rPr>
+          <w:lang w:val="en_US" w:bidi="en_US"/>
+        </w:rPr>
+      </w:r>
+      <w:hyperlink r:id="rId112">
+        <w:r>
+          <w:rPr>
+            <w:lang w:val="en_US" w:bidi="en_US"/>
+          </w:rPr>
+          <w:rPr>
+            <w:color w:val="0000EE"/>
+            <w:u w:val="single"/>
+          </w:rPr>
+          <w:t>Embodying the Text</w:t>
+        </w:r>
+      </w:hyperlink>
+      <w:r>
+        <w:rPr>
+          <w:lang w:val="en_US" w:bidi="en_US"/>
+        </w:rPr>
+        <w:t xml:space="preserve"> (3.4 MB)</w:t>
+      </w:r>
+      <w:r>
+        <w:rPr>
+          <w:lang w:val="en_US" w:bidi="en_US"/>
+        </w:rPr>
+      </w:r>
+    </w:p>
+    <w:p>
+      <w:pPr>
+        <w:pStyle w:val="ListBullet"/>
+        <w:spacing w:line="240" w:lineRule="auto"/>
+        <w:ind w:left="720"/>
+      </w:pPr>
+      <w:r>
+        <w:rPr>
+          <w:lang w:val="en_US" w:bidi="en_US"/>
+        </w:rPr>
+      </w:r>
+      <w:hyperlink r:id="rId113">
+        <w:r>
+          <w:rPr>
+            <w:lang w:val="en_US" w:bidi="en_US"/>
+          </w:rPr>
+          <w:rPr>
+            <w:color w:val="0000EE"/>
+            <w:u w:val="single"/>
+          </w:rPr>
+          <w:t>Filling the Gaps</w:t>
+        </w:r>
+      </w:hyperlink>
+      <w:r>
+        <w:rPr>
+          <w:lang w:val="en_US" w:bidi="en_US"/>
+        </w:rPr>
+        <w:t xml:space="preserve"> (2.5 MB)</w:t>
+      </w:r>
+      <w:r>
+        <w:rPr>
+          <w:lang w:val="en_US" w:bidi="en_US"/>
+        </w:rPr>
+      </w:r>
+    </w:p>
+    <w:p>
+      <w:pPr>
+        <w:pStyle w:val="ListBullet"/>
+        <w:spacing w:line="240" w:lineRule="auto"/>
+        <w:ind w:left="720"/>
+      </w:pPr>
+      <w:r>
+        <w:rPr>
+          <w:lang w:val="en_US" w:bidi="en_US"/>
+        </w:rPr>
+      </w:r>
+      <w:hyperlink r:id="rId114">
+        <w:r>
+          <w:rPr>
+            <w:lang w:val="en_US" w:bidi="en_US"/>
+          </w:rPr>
+          <w:rPr>
+            <w:color w:val="0000EE"/>
+            <w:u w:val="single"/>
+          </w:rPr>
+          <w:t>Speaking the Word</w:t>
+        </w:r>
+      </w:hyperlink>
+      <w:r>
+        <w:rPr>
+          <w:lang w:val="en_US" w:bidi="en_US"/>
+        </w:rPr>
+        <w:t xml:space="preserve"> (1.2 MB)</w:t>
+      </w:r>
+      <w:r>
+        <w:rPr>
+          <w:lang w:val="en_US" w:bidi="en_US"/>
+        </w:rPr>
+      </w:r>
+      <w:r>
+        <w:rPr>
+          <w:lang w:val="en_US" w:bidi="en_US"/>
+        </w:rPr>
+      </w:r>
+      <w:r>
+        <w:rPr>
+          <w:lang w:val="en_US" w:bidi="en_US"/>
+        </w:rPr>
+      </w:r>
+    </w:p>
+    <w:p>
+      <w:pPr/>
+      <w:r>
+        <w:rPr>
+          <w:lang w:val="en_US" w:bidi="en_US"/>
+        </w:rPr>
+      </w:r>
+    </w:p>
+    <w:p>
+      <w:pPr>
+        <w:pStyle w:val="Heading2"/>
+      </w:pPr>
+      <w:r>
+        <w:rPr>
+          <w:lang w:val="en_US" w:bidi="en_US"/>
+        </w:rPr>
         <w:t>Galatians 5:19–26</w:t>
       </w:r>
       <w:r>
@@ -40392,6 +44897,271 @@
         <w:rPr>
           <w:lang w:val="en_US" w:bidi="en_US"/>
         </w:rPr>
+        <w:t>Galatians 5:19–26</w:t>
+      </w:r>
+      <w:r>
+        <w:rPr>
+          <w:lang w:val="en_US" w:bidi="en_US"/>
+        </w:rPr>
+      </w:r>
+    </w:p>
+    <w:p>
+      <w:pPr>
+        <w:pStyle w:val="Heading4"/>
+      </w:pPr>
+      <w:r>
+        <w:rPr>
+          <w:lang w:val="en_US" w:bidi="en_US"/>
+        </w:rPr>
+        <w:t>Audio Content</w:t>
+      </w:r>
+      <w:r>
+        <w:rPr>
+          <w:lang w:val="en_US" w:bidi="en_US"/>
+        </w:rPr>
+      </w:r>
+      <w:r>
+        <w:rPr>
+          <w:lang w:val="en_US" w:bidi="en_US"/>
+        </w:rPr>
+      </w:r>
+    </w:p>
+    <w:p>
+      <w:pPr>
+        <w:pStyle w:val="ListBullet"/>
+        <w:spacing w:line="240" w:lineRule="auto"/>
+        <w:ind w:left="720"/>
+      </w:pPr>
+      <w:r>
+        <w:rPr>
+          <w:lang w:val="en_US" w:bidi="en_US"/>
+        </w:rPr>
+      </w:r>
+      <w:hyperlink r:id="rId115">
+        <w:r>
+          <w:rPr>
+            <w:lang w:val="en_US" w:bidi="en_US"/>
+          </w:rPr>
+          <w:rPr>
+            <w:color w:val="0000EE"/>
+            <w:u w:val="single"/>
+          </w:rPr>
+          <w:t>Hear and Heart</w:t>
+        </w:r>
+      </w:hyperlink>
+      <w:r>
+        <w:rPr>
+          <w:lang w:val="en_US" w:bidi="en_US"/>
+        </w:rPr>
+        <w:t xml:space="preserve"> (860 KB)</w:t>
+      </w:r>
+      <w:r>
+        <w:rPr>
+          <w:lang w:val="en_US" w:bidi="en_US"/>
+        </w:rPr>
+      </w:r>
+    </w:p>
+    <w:p>
+      <w:pPr>
+        <w:pStyle w:val="ListBullet"/>
+        <w:spacing w:line="240" w:lineRule="auto"/>
+        <w:ind w:left="720"/>
+      </w:pPr>
+      <w:r>
+        <w:rPr>
+          <w:lang w:val="en_US" w:bidi="en_US"/>
+        </w:rPr>
+      </w:r>
+      <w:hyperlink r:id="rId116">
+        <w:r>
+          <w:rPr>
+            <w:lang w:val="en_US" w:bidi="en_US"/>
+          </w:rPr>
+          <w:rPr>
+            <w:color w:val="0000EE"/>
+            <w:u w:val="single"/>
+          </w:rPr>
+          <w:t>Setting the Stage</w:t>
+        </w:r>
+      </w:hyperlink>
+      <w:r>
+        <w:rPr>
+          <w:lang w:val="en_US" w:bidi="en_US"/>
+        </w:rPr>
+        <w:t xml:space="preserve"> (5.7 MB)</w:t>
+      </w:r>
+      <w:r>
+        <w:rPr>
+          <w:lang w:val="en_US" w:bidi="en_US"/>
+        </w:rPr>
+      </w:r>
+    </w:p>
+    <w:p>
+      <w:pPr>
+        <w:pStyle w:val="ListBullet"/>
+        <w:spacing w:line="240" w:lineRule="auto"/>
+        <w:ind w:left="720"/>
+      </w:pPr>
+      <w:r>
+        <w:rPr>
+          <w:lang w:val="en_US" w:bidi="en_US"/>
+        </w:rPr>
+      </w:r>
+      <w:hyperlink r:id="rId117">
+        <w:r>
+          <w:rPr>
+            <w:lang w:val="en_US" w:bidi="en_US"/>
+          </w:rPr>
+          <w:rPr>
+            <w:color w:val="0000EE"/>
+            <w:u w:val="single"/>
+          </w:rPr>
+          <w:t>Defining the Scenes</w:t>
+        </w:r>
+      </w:hyperlink>
+      <w:r>
+        <w:rPr>
+          <w:lang w:val="en_US" w:bidi="en_US"/>
+        </w:rPr>
+        <w:t xml:space="preserve"> (8.9 MB)</w:t>
+      </w:r>
+      <w:r>
+        <w:rPr>
+          <w:lang w:val="en_US" w:bidi="en_US"/>
+        </w:rPr>
+      </w:r>
+    </w:p>
+    <w:p>
+      <w:pPr>
+        <w:pStyle w:val="ListBullet"/>
+        <w:spacing w:line="240" w:lineRule="auto"/>
+        <w:ind w:left="720"/>
+      </w:pPr>
+      <w:r>
+        <w:rPr>
+          <w:lang w:val="en_US" w:bidi="en_US"/>
+        </w:rPr>
+      </w:r>
+      <w:hyperlink r:id="rId118">
+        <w:r>
+          <w:rPr>
+            <w:lang w:val="en_US" w:bidi="en_US"/>
+          </w:rPr>
+          <w:rPr>
+            <w:color w:val="0000EE"/>
+            <w:u w:val="single"/>
+          </w:rPr>
+          <w:t>Embodying the Text</w:t>
+        </w:r>
+      </w:hyperlink>
+      <w:r>
+        <w:rPr>
+          <w:lang w:val="en_US" w:bidi="en_US"/>
+        </w:rPr>
+        <w:t xml:space="preserve"> (4.7 MB)</w:t>
+      </w:r>
+      <w:r>
+        <w:rPr>
+          <w:lang w:val="en_US" w:bidi="en_US"/>
+        </w:rPr>
+      </w:r>
+    </w:p>
+    <w:p>
+      <w:pPr>
+        <w:pStyle w:val="ListBullet"/>
+        <w:spacing w:line="240" w:lineRule="auto"/>
+        <w:ind w:left="720"/>
+      </w:pPr>
+      <w:r>
+        <w:rPr>
+          <w:lang w:val="en_US" w:bidi="en_US"/>
+        </w:rPr>
+      </w:r>
+      <w:hyperlink r:id="rId119">
+        <w:r>
+          <w:rPr>
+            <w:lang w:val="en_US" w:bidi="en_US"/>
+          </w:rPr>
+          <w:rPr>
+            <w:color w:val="0000EE"/>
+            <w:u w:val="single"/>
+          </w:rPr>
+          <w:t>Filling the Gaps</w:t>
+        </w:r>
+      </w:hyperlink>
+      <w:r>
+        <w:rPr>
+          <w:lang w:val="en_US" w:bidi="en_US"/>
+        </w:rPr>
+        <w:t xml:space="preserve"> (4.5 MB)</w:t>
+      </w:r>
+      <w:r>
+        <w:rPr>
+          <w:lang w:val="en_US" w:bidi="en_US"/>
+        </w:rPr>
+      </w:r>
+    </w:p>
+    <w:p>
+      <w:pPr>
+        <w:pStyle w:val="ListBullet"/>
+        <w:spacing w:line="240" w:lineRule="auto"/>
+        <w:ind w:left="720"/>
+      </w:pPr>
+      <w:r>
+        <w:rPr>
+          <w:lang w:val="en_US" w:bidi="en_US"/>
+        </w:rPr>
+      </w:r>
+      <w:hyperlink r:id="rId120">
+        <w:r>
+          <w:rPr>
+            <w:lang w:val="en_US" w:bidi="en_US"/>
+          </w:rPr>
+          <w:rPr>
+            <w:color w:val="0000EE"/>
+            <w:u w:val="single"/>
+          </w:rPr>
+          <w:t>Speaking the Word</w:t>
+        </w:r>
+      </w:hyperlink>
+      <w:r>
+        <w:rPr>
+          <w:lang w:val="en_US" w:bidi="en_US"/>
+        </w:rPr>
+        <w:t xml:space="preserve"> (1.2 MB)</w:t>
+      </w:r>
+      <w:r>
+        <w:rPr>
+          <w:lang w:val="en_US" w:bidi="en_US"/>
+        </w:rPr>
+      </w:r>
+      <w:r>
+        <w:rPr>
+          <w:lang w:val="en_US" w:bidi="en_US"/>
+        </w:rPr>
+      </w:r>
+      <w:r>
+        <w:rPr>
+          <w:lang w:val="en_US" w:bidi="en_US"/>
+        </w:rPr>
+      </w:r>
+    </w:p>
+    <w:p>
+      <w:pPr/>
+      <w:r>
+        <w:rPr>
+          <w:lang w:val="en_US" w:bidi="en_US"/>
+        </w:rPr>
+      </w:r>
+    </w:p>
+    <w:p>
+      <w:pPr>
+        <w:pStyle w:val="Heading2"/>
+      </w:pPr>
+      <w:r>
+        <w:rPr>
+          <w:lang w:val="en_US" w:bidi="en_US"/>
+        </w:rPr>
         <w:t>Galatians 6:1–10</w:t>
       </w:r>
       <w:r>
@@ -42725,6 +47495,271 @@
           <w:lang w:val="en_US" w:bidi="en_US"/>
         </w:rPr>
         <w:t>Finally, the group can put together a final version of the passage that everyone agrees on. Each group member should practice telling this final version of the passage.</w:t>
+      </w:r>
+      <w:r>
+        <w:rPr>
+          <w:lang w:val="en_US" w:bidi="en_US"/>
+        </w:rPr>
+      </w:r>
+      <w:r>
+        <w:rPr>
+          <w:lang w:val="en_US" w:bidi="en_US"/>
+        </w:rPr>
+      </w:r>
+    </w:p>
+    <w:p>
+      <w:pPr/>
+      <w:r>
+        <w:rPr>
+          <w:lang w:val="en_US" w:bidi="en_US"/>
+        </w:rPr>
+      </w:r>
+    </w:p>
+    <w:p>
+      <w:pPr>
+        <w:pStyle w:val="Heading2"/>
+      </w:pPr>
+      <w:r>
+        <w:rPr>
+          <w:lang w:val="en_US" w:bidi="en_US"/>
+        </w:rPr>
+        <w:t>Galatians 6:1–10</w:t>
+      </w:r>
+      <w:r>
+        <w:rPr>
+          <w:lang w:val="en_US" w:bidi="en_US"/>
+        </w:rPr>
+      </w:r>
+    </w:p>
+    <w:p>
+      <w:pPr>
+        <w:pStyle w:val="Heading4"/>
+      </w:pPr>
+      <w:r>
+        <w:rPr>
+          <w:lang w:val="en_US" w:bidi="en_US"/>
+        </w:rPr>
+        <w:t>Audio Content</w:t>
+      </w:r>
+      <w:r>
+        <w:rPr>
+          <w:lang w:val="en_US" w:bidi="en_US"/>
+        </w:rPr>
+      </w:r>
+      <w:r>
+        <w:rPr>
+          <w:lang w:val="en_US" w:bidi="en_US"/>
+        </w:rPr>
+      </w:r>
+    </w:p>
+    <w:p>
+      <w:pPr>
+        <w:pStyle w:val="ListBullet"/>
+        <w:spacing w:line="240" w:lineRule="auto"/>
+        <w:ind w:left="720"/>
+      </w:pPr>
+      <w:r>
+        <w:rPr>
+          <w:lang w:val="en_US" w:bidi="en_US"/>
+        </w:rPr>
+      </w:r>
+      <w:hyperlink r:id="rId121">
+        <w:r>
+          <w:rPr>
+            <w:lang w:val="en_US" w:bidi="en_US"/>
+          </w:rPr>
+          <w:rPr>
+            <w:color w:val="0000EE"/>
+            <w:u w:val="single"/>
+          </w:rPr>
+          <w:t>Hear and Heart</w:t>
+        </w:r>
+      </w:hyperlink>
+      <w:r>
+        <w:rPr>
+          <w:lang w:val="en_US" w:bidi="en_US"/>
+        </w:rPr>
+        <w:t xml:space="preserve"> (828 KB)</w:t>
+      </w:r>
+      <w:r>
+        <w:rPr>
+          <w:lang w:val="en_US" w:bidi="en_US"/>
+        </w:rPr>
+      </w:r>
+    </w:p>
+    <w:p>
+      <w:pPr>
+        <w:pStyle w:val="ListBullet"/>
+        <w:spacing w:line="240" w:lineRule="auto"/>
+        <w:ind w:left="720"/>
+      </w:pPr>
+      <w:r>
+        <w:rPr>
+          <w:lang w:val="en_US" w:bidi="en_US"/>
+        </w:rPr>
+      </w:r>
+      <w:hyperlink r:id="rId122">
+        <w:r>
+          <w:rPr>
+            <w:lang w:val="en_US" w:bidi="en_US"/>
+          </w:rPr>
+          <w:rPr>
+            <w:color w:val="0000EE"/>
+            <w:u w:val="single"/>
+          </w:rPr>
+          <w:t>Setting the Stage</w:t>
+        </w:r>
+      </w:hyperlink>
+      <w:r>
+        <w:rPr>
+          <w:lang w:val="en_US" w:bidi="en_US"/>
+        </w:rPr>
+        <w:t xml:space="preserve"> (6.4 MB)</w:t>
+      </w:r>
+      <w:r>
+        <w:rPr>
+          <w:lang w:val="en_US" w:bidi="en_US"/>
+        </w:rPr>
+      </w:r>
+    </w:p>
+    <w:p>
+      <w:pPr>
+        <w:pStyle w:val="ListBullet"/>
+        <w:spacing w:line="240" w:lineRule="auto"/>
+        <w:ind w:left="720"/>
+      </w:pPr>
+      <w:r>
+        <w:rPr>
+          <w:lang w:val="en_US" w:bidi="en_US"/>
+        </w:rPr>
+      </w:r>
+      <w:hyperlink r:id="rId123">
+        <w:r>
+          <w:rPr>
+            <w:lang w:val="en_US" w:bidi="en_US"/>
+          </w:rPr>
+          <w:rPr>
+            <w:color w:val="0000EE"/>
+            <w:u w:val="single"/>
+          </w:rPr>
+          <w:t>Defining the Scenes</w:t>
+        </w:r>
+      </w:hyperlink>
+      <w:r>
+        <w:rPr>
+          <w:lang w:val="en_US" w:bidi="en_US"/>
+        </w:rPr>
+        <w:t xml:space="preserve"> (5.0 MB)</w:t>
+      </w:r>
+      <w:r>
+        <w:rPr>
+          <w:lang w:val="en_US" w:bidi="en_US"/>
+        </w:rPr>
+      </w:r>
+    </w:p>
+    <w:p>
+      <w:pPr>
+        <w:pStyle w:val="ListBullet"/>
+        <w:spacing w:line="240" w:lineRule="auto"/>
+        <w:ind w:left="720"/>
+      </w:pPr>
+      <w:r>
+        <w:rPr>
+          <w:lang w:val="en_US" w:bidi="en_US"/>
+        </w:rPr>
+      </w:r>
+      <w:hyperlink r:id="rId124">
+        <w:r>
+          <w:rPr>
+            <w:lang w:val="en_US" w:bidi="en_US"/>
+          </w:rPr>
+          <w:rPr>
+            <w:color w:val="0000EE"/>
+            <w:u w:val="single"/>
+          </w:rPr>
+          <w:t>Embodying the Text</w:t>
+        </w:r>
+      </w:hyperlink>
+      <w:r>
+        <w:rPr>
+          <w:lang w:val="en_US" w:bidi="en_US"/>
+        </w:rPr>
+        <w:t xml:space="preserve"> (5.2 MB)</w:t>
+      </w:r>
+      <w:r>
+        <w:rPr>
+          <w:lang w:val="en_US" w:bidi="en_US"/>
+        </w:rPr>
+      </w:r>
+    </w:p>
+    <w:p>
+      <w:pPr>
+        <w:pStyle w:val="ListBullet"/>
+        <w:spacing w:line="240" w:lineRule="auto"/>
+        <w:ind w:left="720"/>
+      </w:pPr>
+      <w:r>
+        <w:rPr>
+          <w:lang w:val="en_US" w:bidi="en_US"/>
+        </w:rPr>
+      </w:r>
+      <w:hyperlink r:id="rId125">
+        <w:r>
+          <w:rPr>
+            <w:lang w:val="en_US" w:bidi="en_US"/>
+          </w:rPr>
+          <w:rPr>
+            <w:color w:val="0000EE"/>
+            <w:u w:val="single"/>
+          </w:rPr>
+          <w:t>Filling the Gaps</w:t>
+        </w:r>
+      </w:hyperlink>
+      <w:r>
+        <w:rPr>
+          <w:lang w:val="en_US" w:bidi="en_US"/>
+        </w:rPr>
+        <w:t xml:space="preserve"> (3.7 MB)</w:t>
+      </w:r>
+      <w:r>
+        <w:rPr>
+          <w:lang w:val="en_US" w:bidi="en_US"/>
+        </w:rPr>
+      </w:r>
+    </w:p>
+    <w:p>
+      <w:pPr>
+        <w:pStyle w:val="ListBullet"/>
+        <w:spacing w:line="240" w:lineRule="auto"/>
+        <w:ind w:left="720"/>
+      </w:pPr>
+      <w:r>
+        <w:rPr>
+          <w:lang w:val="en_US" w:bidi="en_US"/>
+        </w:rPr>
+      </w:r>
+      <w:hyperlink r:id="rId126">
+        <w:r>
+          <w:rPr>
+            <w:lang w:val="en_US" w:bidi="en_US"/>
+          </w:rPr>
+          <w:rPr>
+            <w:color w:val="0000EE"/>
+            <w:u w:val="single"/>
+          </w:rPr>
+          <w:t>Speaking the Word</w:t>
+        </w:r>
+      </w:hyperlink>
+      <w:r>
+        <w:rPr>
+          <w:lang w:val="en_US" w:bidi="en_US"/>
+        </w:rPr>
+        <w:t xml:space="preserve"> (1.2 MB)</w:t>
+      </w:r>
+      <w:r>
+        <w:rPr>
+          <w:lang w:val="en_US" w:bidi="en_US"/>
+        </w:rPr>
       </w:r>
       <w:r>
         <w:rPr>

--- a/eng/docx/48.content.docx
+++ b/eng/docx/48.content.docx
@@ -3832,6 +3832,12 @@
         </w:rPr>
         <w:t>I am sad that the Galatians are listening to people who trouble and confuse the Galatians. When the believers listen to things that are not true, the believers do not have peace. I want the believers to have peace!</w:t>
       </w:r>
+      <w:r>
+        <w:rPr>
+          <w:lang w:val="en_US" w:bidi="en_US"/>
+        </w:rPr>
+        <w:t>Continue the drama.</w:t>
+      </w:r>
     </w:p>
     <w:p>
       <w:pPr/>
@@ -3987,6 +3993,12 @@
           <w:lang w:val="en_US" w:bidi="en_US"/>
         </w:rPr>
         <w:t>I do not try to confuse people by sending angels with different messages that do not make sense. I will tell people hard things, but those things will always be true and consistent.</w:t>
+      </w:r>
+      <w:r>
+        <w:rPr>
+          <w:lang w:val="en_US" w:bidi="en_US"/>
+        </w:rPr>
+        <w:t>Continue the drama.</w:t>
       </w:r>
     </w:p>
     <w:p>
@@ -6414,6 +6426,12 @@
         </w:rPr>
         <w:t>I know people can forget or mess up a message. When I hear people say different things about God or Jesus, I worry that people will mess up the message of the gospel by telling it wrong. I am glad to hear that God is directly revealing the message to people like Paul. I am reassured that God will make sure we understand and know the truth.</w:t>
       </w:r>
+      <w:r>
+        <w:rPr>
+          <w:lang w:val="en_US" w:bidi="en_US"/>
+        </w:rPr>
+        <w:t>Continue the drama.</w:t>
+      </w:r>
     </w:p>
     <w:p>
       <w:pPr/>
@@ -6570,6 +6588,12 @@
         </w:rPr>
         <w:t>I care about all people, even though those people disobey me and do terrible things. I want people to believe in Jesus and have a good relationship with me. That is why I send people like Paul to tell the good news to all people groups.</w:t>
       </w:r>
+      <w:r>
+        <w:rPr>
+          <w:lang w:val="en_US" w:bidi="en_US"/>
+        </w:rPr>
+        <w:t>Continue the drama.</w:t>
+      </w:r>
     </w:p>
     <w:p>
       <w:pPr/>
@@ -6657,6 +6681,12 @@
           <w:lang w:val="en_US" w:bidi="en_US"/>
         </w:rPr>
         <w:t>Of course, we talked about Jesus with Paul, but it was clear that Paul already knew the good news about Jesus. God was Paul's teacher, and God is a much better teacher than we are.</w:t>
+      </w:r>
+      <w:r>
+        <w:rPr>
+          <w:lang w:val="en_US" w:bidi="en_US"/>
+        </w:rPr>
+        <w:t>Continue the drama.</w:t>
       </w:r>
     </w:p>
     <w:p>
@@ -9500,6 +9530,12 @@
         </w:rPr>
         <w:t>I am so glad that the leaders agreed that no one needs to circumcise me. That would be very painful!</w:t>
       </w:r>
+      <w:r>
+        <w:rPr>
+          <w:lang w:val="en_US" w:bidi="en_US"/>
+        </w:rPr>
+        <w:t>Continue the drama.</w:t>
+      </w:r>
     </w:p>
     <w:p>
       <w:pPr/>
@@ -9656,6 +9692,12 @@
         </w:rPr>
         <w:t>I love people from all people groups. Believers do not have to act like Jewish people to be my people. People just have to believe in me!</w:t>
       </w:r>
+      <w:r>
+        <w:rPr>
+          <w:lang w:val="en_US" w:bidi="en_US"/>
+        </w:rPr>
+        <w:t>Continue the drama.</w:t>
+      </w:r>
     </w:p>
     <w:p>
       <w:pPr/>
@@ -9811,6 +9853,12 @@
           <w:lang w:val="en_US" w:bidi="en_US"/>
         </w:rPr>
         <w:t>I do not choose certain people because of who they are or what they have done. All people are sinners before they believe in Jesus. And once people believe in Jesus, I love all of those people equally as my children!</w:t>
+      </w:r>
+      <w:r>
+        <w:rPr>
+          <w:lang w:val="en_US" w:bidi="en_US"/>
+        </w:rPr>
+        <w:t>Continue the drama.</w:t>
       </w:r>
     </w:p>
     <w:p>
@@ -12239,6 +12287,12 @@
         </w:rPr>
         <w:t>Peter is avoiding us like the Jews do. It is as if Peter does not believe that the Gentiles are also a part of God's family. I am upset that Peter is treating us like this.</w:t>
       </w:r>
+      <w:r>
+        <w:rPr>
+          <w:lang w:val="en_US" w:bidi="en_US"/>
+        </w:rPr>
+        <w:t>Continue the drama.</w:t>
+      </w:r>
     </w:p>
     <w:p>
       <w:pPr/>
@@ -12326,6 +12380,12 @@
           <w:lang w:val="en_US" w:bidi="en_US"/>
         </w:rPr>
         <w:t>Maybe it would be better if I follow the Jewish customs and laws. If God told us to follow these laws before, maybe we should still follow them now.</w:t>
+      </w:r>
+      <w:r>
+        <w:rPr>
+          <w:lang w:val="en_US" w:bidi="en_US"/>
+        </w:rPr>
+        <w:t>Continue the drama.</w:t>
       </w:r>
     </w:p>
     <w:p>
@@ -14536,6 +14596,12 @@
         </w:rPr>
         <w:t>I chose the Jewish people to be my special people so that they could prepare and look forward to the Savior, who is Jesus. Now, all people who have faith in Jesus are my special people.</w:t>
       </w:r>
+      <w:r>
+        <w:rPr>
+          <w:lang w:val="en_US" w:bidi="en_US"/>
+        </w:rPr>
+        <w:t>Continue the drama.</w:t>
+      </w:r>
     </w:p>
     <w:p>
       <w:pPr/>
@@ -17113,6 +17179,12 @@
         </w:rPr>
         <w:t>I reassured the Galatians that Jesus saved them and that God justified them. Now, the Galatians act like God has not justified them yet. The Galatians are worried and think they have to do more. If the Galatians would just listen to me, I would reassure them that Jesus has done enough to save the Galatians!</w:t>
       </w:r>
+      <w:r>
+        <w:rPr>
+          <w:lang w:val="en_US" w:bidi="en_US"/>
+        </w:rPr>
+        <w:t>Continue the drama.</w:t>
+      </w:r>
     </w:p>
     <w:p>
       <w:pPr/>
@@ -17200,6 +17272,12 @@
           <w:lang w:val="en_US" w:bidi="en_US"/>
         </w:rPr>
         <w:t>I am a bit embarrassed when I hear Paul's words. I do know these things.</w:t>
+      </w:r>
+      <w:r>
+        <w:rPr>
+          <w:lang w:val="en_US" w:bidi="en_US"/>
+        </w:rPr>
+        <w:t>Continue the drama.</w:t>
       </w:r>
     </w:p>
     <w:p>
@@ -19772,6 +19850,12 @@
         </w:rPr>
         <w:t>I am so thankful for the way that God has explained the truth to me. I know it is confusing to the Galatians, and at one time, it was confusing to me too! But God is kind, and when we are confused, God's Spirit helps us understand.</w:t>
       </w:r>
+      <w:r>
+        <w:rPr>
+          <w:lang w:val="en_US" w:bidi="en_US"/>
+        </w:rPr>
+        <w:t>Continue the drama.</w:t>
+      </w:r>
     </w:p>
     <w:p>
       <w:pPr/>
@@ -21928,6 +22012,12 @@
         </w:rPr>
         <w:t>God has always planned to send Jesus to save people. We can see how God was helping people look forward to Jesus. We can trust that God has always had a good way to give people a good relationship with God.</w:t>
       </w:r>
+      <w:r>
+        <w:rPr>
+          <w:lang w:val="en_US" w:bidi="en_US"/>
+        </w:rPr>
+        <w:t>Continue the drama.</w:t>
+      </w:r>
     </w:p>
     <w:p>
       <w:pPr/>
@@ -22015,6 +22105,12 @@
           <w:lang w:val="en_US" w:bidi="en_US"/>
         </w:rPr>
         <w:t>I love to bless people in many ways. I did bless the Jewish people as they waited for the promised Savior. And now I bless the Jewish people and all people through Christ.</w:t>
+      </w:r>
+      <w:r>
+        <w:rPr>
+          <w:lang w:val="en_US" w:bidi="en_US"/>
+        </w:rPr>
+        <w:t>Continue the drama.</w:t>
       </w:r>
     </w:p>
     <w:p>
@@ -24208,6 +24304,12 @@
         </w:rPr>
         <w:t>I know this will be surprising and confusing to people. I wish I were there to answer all the people's questions! I will try to think of what people may wonder about and then answer their big questions as I explain.</w:t>
       </w:r>
+      <w:r>
+        <w:rPr>
+          <w:lang w:val="en_US" w:bidi="en_US"/>
+        </w:rPr>
+        <w:t>Continue the drama.</w:t>
+      </w:r>
     </w:p>
     <w:p>
       <w:pPr/>
@@ -24277,6 +24379,12 @@
           <w:lang w:val="en_US" w:bidi="en_US"/>
         </w:rPr>
         <w:t>I want people to understand how much they need life from me. I am glad to give life to people and will give it to anyone who has faith!</w:t>
+      </w:r>
+      <w:r>
+        <w:rPr>
+          <w:lang w:val="en_US" w:bidi="en_US"/>
+        </w:rPr>
+        <w:t>Continue the drama.</w:t>
       </w:r>
     </w:p>
     <w:p>
@@ -26776,6 +26884,12 @@
         </w:rPr>
         <w:t>I do remember how I experienced baptism. I remember that I wanted to show that I belonged to Jesus. I have seen the other believers experience baptism too, even though they were not the same as I was. But we have all experienced this together! I think I understand what Paul means.</w:t>
       </w:r>
+      <w:r>
+        <w:rPr>
+          <w:lang w:val="en_US" w:bidi="en_US"/>
+        </w:rPr>
+        <w:t>Continue the drama.</w:t>
+      </w:r>
     </w:p>
     <w:p>
       <w:pPr/>
@@ -26931,6 +27045,12 @@
           <w:lang w:val="en_US" w:bidi="en_US"/>
         </w:rPr>
         <w:t>I love my child and want to give my child good things.</w:t>
+      </w:r>
+      <w:r>
+        <w:rPr>
+          <w:lang w:val="en_US" w:bidi="en_US"/>
+        </w:rPr>
+        <w:t>Continue the drama.</w:t>
       </w:r>
     </w:p>
     <w:p>
@@ -29674,6 +29794,12 @@
         </w:rPr>
         <w:t>I still do not understand how God would save us even though we do not do anything. I always have to pay someone or do something for someone else in order to receive help. Surely I have to do something to earn God's approval.</w:t>
       </w:r>
+      <w:r>
+        <w:rPr>
+          <w:lang w:val="en_US" w:bidi="en_US"/>
+        </w:rPr>
+        <w:t>Continue the drama.</w:t>
+      </w:r>
     </w:p>
     <w:p>
       <w:pPr/>
@@ -29811,6 +29937,12 @@
           <w:lang w:val="en_US" w:bidi="en_US"/>
         </w:rPr>
         <w:t>I am surprised and upset that the Galatians now treat me like an enemy. The Galatians should know that I am their friend and that I want to help them!</w:t>
+      </w:r>
+      <w:r>
+        <w:rPr>
+          <w:lang w:val="en_US" w:bidi="en_US"/>
+        </w:rPr>
+        <w:t>Continue the drama.</w:t>
       </w:r>
     </w:p>
     <w:p>
@@ -32394,6 +32526,12 @@
         </w:rPr>
         <w:t>I am thankful that there are stories in the Scriptures that I can use to talk about the Galatians' issue.</w:t>
       </w:r>
+      <w:r>
+        <w:rPr>
+          <w:lang w:val="en_US" w:bidi="en_US"/>
+        </w:rPr>
+        <w:t>Continue the drama.</w:t>
+      </w:r>
     </w:p>
     <w:p>
       <w:pPr/>
@@ -32488,6 +32626,12 @@
           <w:lang w:val="en_US" w:bidi="en_US"/>
         </w:rPr>
         <w:t>I do not want to be like a slave child, I want to be free!</w:t>
+      </w:r>
+      <w:r>
+        <w:rPr>
+          <w:lang w:val="en_US" w:bidi="en_US"/>
+        </w:rPr>
+        <w:t>Continue the drama.</w:t>
       </w:r>
     </w:p>
     <w:p>
@@ -34639,6 +34783,12 @@
         </w:rPr>
         <w:t>I am encouraged when I look at the true stories in the Scriptures and see how God acts in a consistent way. God fulfills his promises to Abraham and to us.</w:t>
       </w:r>
+      <w:r>
+        <w:rPr>
+          <w:lang w:val="en_US" w:bidi="en_US"/>
+        </w:rPr>
+        <w:t>Continue the drama.</w:t>
+      </w:r>
     </w:p>
     <w:p>
       <w:pPr/>
@@ -36830,6 +36980,12 @@
         </w:rPr>
         <w:t>I want to have a close relationship with people. But when people focus on the law, people are distracted. Those people do not talk to me or ask me for help. Those people think they can save themselves and so they think they do not need me.</w:t>
       </w:r>
+      <w:r>
+        <w:rPr>
+          <w:lang w:val="en_US" w:bidi="en_US"/>
+        </w:rPr>
+        <w:t>Continue the drama.</w:t>
+      </w:r>
     </w:p>
     <w:p>
       <w:pPr/>
@@ -39039,6 +39195,12 @@
         </w:rPr>
         <w:t>I am happy when I see how the believers live well. The believers' lives are peaceful, and the believers show love to each other! The believers have a good relationship with me! I am not happy when someone troubles the believers so that the believers can no longer live this way</w:t>
       </w:r>
+      <w:r>
+        <w:rPr>
+          <w:lang w:val="en_US" w:bidi="en_US"/>
+        </w:rPr>
+        <w:t>Continue the drama.</w:t>
+      </w:r>
     </w:p>
     <w:p>
       <w:pPr/>
@@ -39126,6 +39288,12 @@
           <w:lang w:val="en_US" w:bidi="en_US"/>
         </w:rPr>
         <w:t>I care about the Galatian believers and do not want them to believe lies. I am helping the believers in many ways. One way is through this letter that Paul will send to the believers.</w:t>
+      </w:r>
+      <w:r>
+        <w:rPr>
+          <w:lang w:val="en_US" w:bidi="en_US"/>
+        </w:rPr>
+        <w:t>Continue the drama.</w:t>
       </w:r>
     </w:p>
     <w:p>
@@ -41378,6 +41546,12 @@
         </w:rPr>
         <w:t>I am sad and upset when the believers act like this. The believers know what I am like and should know that this does not please me.</w:t>
       </w:r>
+      <w:r>
+        <w:rPr>
+          <w:lang w:val="en_US" w:bidi="en_US"/>
+        </w:rPr>
+        <w:t>Continue the drama.</w:t>
+      </w:r>
     </w:p>
     <w:p>
       <w:pPr/>
@@ -44034,6 +44208,12 @@
         </w:rPr>
         <w:t>There are serious consequences if the Galatian believers continue to ignore what God has said and act in a sinful way! I do not want that to happen to the Galatians, so I will warn, teach, and encourage the Galatians however I can.</w:t>
       </w:r>
+      <w:r>
+        <w:rPr>
+          <w:lang w:val="en_US" w:bidi="en_US"/>
+        </w:rPr>
+        <w:t>Continue the drama.</w:t>
+      </w:r>
     </w:p>
     <w:p>
       <w:pPr/>
@@ -44189,6 +44369,12 @@
           <w:lang w:val="en_US" w:bidi="en_US"/>
         </w:rPr>
         <w:t>Paul was very serious about what will happen to people who live in a sinful way! I am ashamed that I acted in those ways.</w:t>
+      </w:r>
+      <w:r>
+        <w:rPr>
+          <w:lang w:val="en_US" w:bidi="en_US"/>
+        </w:rPr>
+        <w:t>Continue the drama.</w:t>
       </w:r>
     </w:p>
     <w:p>
@@ -46634,6 +46820,12 @@
         </w:rPr>
         <w:t>I remember how kind other believers have been to me when I was in trouble. I want to help those believers in the same way.</w:t>
       </w:r>
+      <w:r>
+        <w:rPr>
+          <w:lang w:val="en_US" w:bidi="en_US"/>
+        </w:rPr>
+        <w:t>Continue the drama.</w:t>
+      </w:r>
     </w:p>
     <w:p>
       <w:pPr/>
@@ -46721,6 +46913,12 @@
           <w:lang w:val="en_US" w:bidi="en_US"/>
         </w:rPr>
         <w:t>I know what it is like to teach all day and wonder how I will get food for the day. God provides for me, and one way God provides is the way that other people support me. I want the believers to support other teachers, too.</w:t>
+      </w:r>
+      <w:r>
+        <w:rPr>
+          <w:lang w:val="en_US" w:bidi="en_US"/>
+        </w:rPr>
+        <w:t>Continue the drama.</w:t>
       </w:r>
     </w:p>
     <w:p>
